--- a/src/Tests/Inputs/resumes/12/input.docx
+++ b/src/Tests/Inputs/resumes/12/input.docx
@@ -1,6 +1,6 @@
 
 <file path=word/document.xml><?xml version="1.0" encoding="utf-8"?>
-<w:document xmlns:wpc="http://schemas.microsoft.com/office/word/2010/wordprocessingCanvas" xmlns:cx="http://schemas.microsoft.com/office/drawing/2014/chartex" xmlns:cx1="http://schemas.microsoft.com/office/drawing/2015/9/8/chartex" xmlns:cx2="http://schemas.microsoft.com/office/drawing/2015/10/21/chartex" xmlns:cx3="http://schemas.microsoft.com/office/drawing/2016/5/9/chartex" xmlns:cx4="http://schemas.microsoft.com/office/drawing/2016/5/10/chartex" xmlns:cx5="http://schemas.microsoft.com/office/drawing/2016/5/11/chartex" xmlns:cx6="http://schemas.microsoft.com/office/drawing/2016/5/12/chartex" xmlns:cx7="http://schemas.microsoft.com/office/drawing/2016/5/13/chartex" xmlns:cx8="http://schemas.microsoft.com/office/drawing/2016/5/14/chartex" xmlns:mc="http://schemas.openxmlformats.org/markup-compatibility/2006" xmlns:aink="http://schemas.microsoft.com/office/drawing/2016/ink" xmlns:am3d="http://schemas.microsoft.com/office/drawing/2017/model3d" xmlns:o="urn:schemas-microsoft-com:office:office" xmlns:oel="http://schemas.microsoft.com/office/2019/extlst" xmlns:r="http://schemas.openxmlformats.org/officeDocument/2006/relationships" xmlns:m="http://schemas.openxmlformats.org/officeDocument/2006/math" xmlns:v="urn:schemas-microsoft-com:vml" xmlns:wp14="http://schemas.microsoft.com/office/word/2010/wordprocessingDrawing" xmlns:wp="http://schemas.openxmlformats.org/drawingml/2006/wordprocessingDrawing" xmlns:w10="urn:schemas-microsoft-com:office:word" xmlns:w="http://schemas.openxmlformats.org/wordprocessingml/2006/main" xmlns:w14="http://schemas.microsoft.com/office/word/2010/wordml" xmlns:w15="http://schemas.microsoft.com/office/word/2012/wordml" xmlns:w16cex="http://schemas.microsoft.com/office/word/2018/wordml/cex" xmlns:w16cid="http://schemas.microsoft.com/office/word/2016/wordml/cid" xmlns:w16="http://schemas.microsoft.com/office/word/2018/wordml" xmlns:w16du="http://schemas.microsoft.com/office/word/2023/wordml/word16du" xmlns:w16sdtdh="http://schemas.microsoft.com/office/word/2020/wordml/sdtdatahash" xmlns:w16se="http://schemas.microsoft.com/office/word/2015/wordml/symex" xmlns:wpg="http://schemas.microsoft.com/office/word/2010/wordprocessingGroup" xmlns:wpi="http://schemas.microsoft.com/office/word/2010/wordprocessingInk" xmlns:wne="http://schemas.microsoft.com/office/word/2006/wordml" xmlns:wps="http://schemas.microsoft.com/office/word/2010/wordprocessingShape" mc:Ignorable="w14 w15 w16se w16cid w16 w16cex w16sdtdh wp14">
+<w:document xmlns:a="http://schemas.openxmlformats.org/drawingml/2006/main" xmlns:adec="http://schemas.microsoft.com/office/drawing/2017/decorative" xmlns:a16="http://schemas.microsoft.com/office/drawing/2014/main" xmlns:wpc="http://schemas.microsoft.com/office/word/2010/wordprocessingCanvas" xmlns:cx="http://schemas.microsoft.com/office/drawing/2014/chartex" xmlns:cx1="http://schemas.microsoft.com/office/drawing/2015/9/8/chartex" xmlns:cx2="http://schemas.microsoft.com/office/drawing/2015/10/21/chartex" xmlns:cx3="http://schemas.microsoft.com/office/drawing/2016/5/9/chartex" xmlns:cx4="http://schemas.microsoft.com/office/drawing/2016/5/10/chartex" xmlns:cx5="http://schemas.microsoft.com/office/drawing/2016/5/11/chartex" xmlns:cx6="http://schemas.microsoft.com/office/drawing/2016/5/12/chartex" xmlns:cx7="http://schemas.microsoft.com/office/drawing/2016/5/13/chartex" xmlns:cx8="http://schemas.microsoft.com/office/drawing/2016/5/14/chartex" xmlns:mc="http://schemas.openxmlformats.org/markup-compatibility/2006" xmlns:aink="http://schemas.microsoft.com/office/drawing/2016/ink" xmlns:am3d="http://schemas.microsoft.com/office/drawing/2017/model3d" xmlns:o="urn:schemas-microsoft-com:office:office" xmlns:oel="http://schemas.microsoft.com/office/2019/extlst" xmlns:r="http://schemas.openxmlformats.org/officeDocument/2006/relationships" xmlns:m="http://schemas.openxmlformats.org/officeDocument/2006/math" xmlns:v="urn:schemas-microsoft-com:vml" xmlns:wp14="http://schemas.microsoft.com/office/word/2010/wordprocessingDrawing" xmlns:wp="http://schemas.openxmlformats.org/drawingml/2006/wordprocessingDrawing" xmlns:w10="urn:schemas-microsoft-com:office:word" xmlns:w="http://schemas.openxmlformats.org/wordprocessingml/2006/main" xmlns:w14="http://schemas.microsoft.com/office/word/2010/wordml" xmlns:w15="http://schemas.microsoft.com/office/word/2012/wordml" xmlns:w16cex="http://schemas.microsoft.com/office/word/2018/wordml/cex" xmlns:w16cid="http://schemas.microsoft.com/office/word/2016/wordml/cid" xmlns:w16="http://schemas.microsoft.com/office/word/2018/wordml" xmlns:w16du="http://schemas.microsoft.com/office/word/2023/wordml/word16du" xmlns:w16sdtdh="http://schemas.microsoft.com/office/word/2020/wordml/sdtdatahash" xmlns:w16se="http://schemas.microsoft.com/office/word/2015/wordml/symex" xmlns:wpg="http://schemas.microsoft.com/office/word/2010/wordprocessingGroup" xmlns:wpi="http://schemas.microsoft.com/office/word/2010/wordprocessingInk" xmlns:wne="http://schemas.microsoft.com/office/word/2006/wordml" xmlns:wps="http://schemas.microsoft.com/office/word/2010/wordprocessingShape" mc:Ignorable="w14 w15 w16se w16cid w16 w16cex w16sdtdh wp14">
   <w:body>
     <w:p>
       <w:r>
@@ -11,7 +11,7 @@
         <mc:AlternateContent>
           <mc:Choice Requires="wpg">
             <w:drawing>
-              <wp:anchor distT="0" distB="0" distL="114300" distR="114300" simplePos="0" relativeHeight="251661312" behindDoc="1" locked="1" layoutInCell="1" allowOverlap="1" wp14:anchorId="2E256328" wp14:editId="4FFD3E65">
+              <wp:anchor distT="0" distB="0" distL="114300" distR="114300" simplePos="0" relativeHeight="251661312" behindDoc="1" locked="1" layoutInCell="1" allowOverlap="1" wp14:editId="4FFD3E65" wp14:anchorId="2E256328">
                 <wp:simplePos x="0" y="0"/>
                 <wp:positionH relativeFrom="page">
                   <wp:posOffset>0</wp:posOffset>
@@ -1406,19 +1406,19 @@
           </mc:Choice>
           <mc:Fallback>
             <w:pict>
-              <v:group w14:anchorId="4E352FDE" id="Group 5" o:spid="_x0000_s1026" alt="&quot;&quot;" style="position:absolute;margin-left:0;margin-top:-71.25pt;width:612.2pt;height:11in;z-index:-251655168;mso-position-horizontal-relative:page;mso-width-relative:margin;mso-height-relative:margin" coordsize="77744,100584" o:gfxdata="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">
-                <v:rect id="Rectangle 1" o:spid="_x0000_s1027" style="position:absolute;left:20;width:77724;height:100584;visibility:visible;mso-wrap-style:square;v-text-anchor:middle" o:gfxdata="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" fillcolor="#00599a [3207]" stroked="f" strokeweight="1pt"/>
-                <v:group id="Group 34" o:spid="_x0000_s1028" style="position:absolute;width:77724;height:100584" coordsize="52994,68585" o:gfxdata="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">
+              <v:group id="Group 5" style="position:absolute;margin-left:0;margin-top:-71.25pt;width:612.2pt;height:11in;z-index:-251655168;mso-position-horizontal-relative:page;mso-width-relative:margin;mso-height-relative:margin" alt="&quot;&quot;" coordsize="77744,100584" o:spid="_x0000_s1026" o:gfxdata="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" w14:anchorId="4E352FDE">
+                <v:rect id="Rectangle 1" style="position:absolute;left:20;width:77724;height:100584;visibility:visible;mso-wrap-style:square;v-text-anchor:middle" o:spid="_x0000_s1027" fillcolor="#00599a [3207]" stroked="f" strokeweight="1pt" o:gfxdata="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"/>
+                <v:group id="Group 34" style="position:absolute;width:77724;height:100584" coordsize="52994,68585" o:spid="_x0000_s1028" o:gfxdata="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">
                   <o:lock v:ext="edit" aspectratio="t"/>
-                  <v:shape id="Freeform 2" o:spid="_x0000_s1029" style="position:absolute;top:5;width:5260;height:5654;visibility:visible;mso-wrap-style:square;v-text-anchor:middle" coordsize="526039,565438" o:gfxdata="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" path="m388707,c208078,58535,63904,199246,,377969l,565439r2251,c11776,273454,238904,35502,526040,10304l526040,,388707,xe" fillcolor="#f58674 [3204]" stroked="f" strokeweight=".24036mm">
+                  <v:shape id="Freeform 2" style="position:absolute;top:5;width:5260;height:5654;visibility:visible;mso-wrap-style:square;v-text-anchor:middle" coordsize="526039,565438" o:spid="_x0000_s1029" fillcolor="#f58674 [3204]" stroked="f" strokeweight=".24036mm" path="m388707,c208078,58535,63904,199246,,377969l,565439r2251,c11776,273454,238904,35502,526040,10304l526040,,388707,xe" o:gfxdata="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">
                     <v:stroke joinstyle="miter"/>
                     <v:path arrowok="t" o:connecttype="custom" o:connectlocs="388707,0;0,377969;0,565439;2251,565439;526040,10304;526040,0;388707,0" o:connectangles="0,0,0,0,0,0,0"/>
                   </v:shape>
-                  <v:shape id="Freeform 3" o:spid="_x0000_s1030" style="position:absolute;left:22874;width:30120;height:20600;visibility:visible;mso-wrap-style:square;v-text-anchor:middle" coordsize="3011987,2060084" o:gfxdata="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" path="m3011901,1743421v-78884,167814,-249728,284365,-447328,284365c2297872,2027786,2079577,1815465,2071004,1551449r468024,l3011988,1551969r,-36541c2777240,1483562,2594013,1284836,2586221,1042208v186690,6321,347575,117331,425767,276139l3011988,1252797v-71005,-111096,-182188,-193963,-312680,-227301c2830147,992159,2941330,909464,3011988,798455r,-65636c2933796,891973,2773343,1002983,2586221,1008784v7792,-242195,191019,-440834,425767,-473219l3011988,503180v-9525,1299,-19050,2684,-28489,4416l2589424,507596c2597131,265055,2778452,66069,3011988,30307r,-30220l2928514,87v9352,2944,18790,5628,28316,8053c2768754,56111,2620597,204788,2572626,392863,2525174,204268,2377017,56111,2188941,8140v9439,-2425,18791,-5196,28143,-8053l2032212,87r,297526c1976187,159674,1863099,50742,1722389,l1365375,c1217564,53340,1100320,170844,1047760,318828r,-303068c1048106,10564,1048366,5282,1048539,87r-179157,c862455,2338,855528,4676,848341,7274,655416,78798,515485,260725,505267,476077,246187,467418,36724,258647,28325,173l10,173c-337,65982,8755,110490,28325,165042v72390,195176,257781,336233,476423,343420c508471,790662,734647,1019868,1015461,1027488r,507509c1015461,1543223,1022388,1551449,1032086,1551449v246005,,451918,-168852,509934,-395374c1599344,1379740,1800841,1547120,2042776,1551276v-347,65896,8745,110404,28315,165042c2145473,1916776,2338917,2060084,2565179,2060084v188249,,353724,-99146,446809,-247909l3011988,1743421r-87,xm1013123,7274r1819,c1002905,262803,794568,468024,537393,476077,550035,220720,757334,15673,1013123,7274xm1015374,499803r,494694l1013123,994497c751619,985924,540943,771698,536960,508462,755948,502400,942032,362470,1015288,167640r,332076l1015374,499803xm2032125,417108r,73256c1769149,480493,1558559,264362,1557174,1559v240290,6148,438496,184438,474951,415549xm1050877,477549c1059276,220634,1266142,12729,1523057,1732v,10218,433,20262,1126,30307c1507471,280728,1303463,480580,1050963,490364r,-12815l1050877,477549xm1047153,1515861r,l1047153,532707v265315,8226,478156,226522,478156,491577c1525309,1289339,1312468,1507548,1047153,1515861xm1540548,895177c1495002,709786,1347018,562928,1160501,516255r-17318,-1992c1336973,472527,1490759,324023,1540895,134476v40957,153525,149629,279429,291811,343852c1834698,479194,1836689,480147,1838681,481013v3204,1385,6494,2770,9698,4156c1854527,487767,1860675,490191,1866996,492529v,,173,,260,87c1888471,500582,1910378,507250,1932805,512445v-3983,1212,-8053,2338,-12122,3723c1734166,562841,1587654,709786,1540635,895090r-87,87xm2035329,1515687r,c1770014,1507461,1557174,1289252,1557174,1024197v,-265054,212840,-483264,478155,-491576l2035329,1515601r,86xm2077499,1519584v8659,-259167,217170,-468803,475817,-477376c2544657,1301375,2336232,1511011,2077585,1519584r,l2077499,1519584xm2896475,1519151r-653848,346c2403600,1459663,2527425,1323888,2570028,1155296v42429,168246,165908,304280,326534,363768l2896475,1519151xm2077499,532967r9265,c2341082,546215,2544743,753254,2553230,1009823,2294755,1000645,2086331,791874,2077499,532967xm2892839,532967v-158548,60354,-280814,195436,-322811,362643c2527772,728403,2405332,593234,2246611,532967r646228,xm2074728,24852v261851,8659,473132,220373,481705,482831l2155690,507683v-26410,-4850,-53426,-7620,-81049,-8313l2074641,24852r87,xm2068493,1379999r,-709352c2122266,844608,2263756,979949,2440575,1024977v-177339,45200,-318395,180801,-372082,355022xe" fillcolor="#f58674 [3204]" stroked="f" strokeweight=".24036mm">
+                  <v:shape id="Freeform 3" style="position:absolute;left:22874;width:30120;height:20600;visibility:visible;mso-wrap-style:square;v-text-anchor:middle" coordsize="3011987,2060084" o:spid="_x0000_s1030" fillcolor="#f58674 [3204]" stroked="f" strokeweight=".24036mm" path="m3011901,1743421v-78884,167814,-249728,284365,-447328,284365c2297872,2027786,2079577,1815465,2071004,1551449r468024,l3011988,1551969r,-36541c2777240,1483562,2594013,1284836,2586221,1042208v186690,6321,347575,117331,425767,276139l3011988,1252797v-71005,-111096,-182188,-193963,-312680,-227301c2830147,992159,2941330,909464,3011988,798455r,-65636c2933796,891973,2773343,1002983,2586221,1008784v7792,-242195,191019,-440834,425767,-473219l3011988,503180v-9525,1299,-19050,2684,-28489,4416l2589424,507596c2597131,265055,2778452,66069,3011988,30307r,-30220l2928514,87v9352,2944,18790,5628,28316,8053c2768754,56111,2620597,204788,2572626,392863,2525174,204268,2377017,56111,2188941,8140v9439,-2425,18791,-5196,28143,-8053l2032212,87r,297526c1976187,159674,1863099,50742,1722389,l1365375,c1217564,53340,1100320,170844,1047760,318828r,-303068c1048106,10564,1048366,5282,1048539,87r-179157,c862455,2338,855528,4676,848341,7274,655416,78798,515485,260725,505267,476077,246187,467418,36724,258647,28325,173l10,173c-337,65982,8755,110490,28325,165042v72390,195176,257781,336233,476423,343420c508471,790662,734647,1019868,1015461,1027488r,507509c1015461,1543223,1022388,1551449,1032086,1551449v246005,,451918,-168852,509934,-395374c1599344,1379740,1800841,1547120,2042776,1551276v-347,65896,8745,110404,28315,165042c2145473,1916776,2338917,2060084,2565179,2060084v188249,,353724,-99146,446809,-247909l3011988,1743421r-87,xm1013123,7274r1819,c1002905,262803,794568,468024,537393,476077,550035,220720,757334,15673,1013123,7274xm1015374,499803r,494694l1013123,994497c751619,985924,540943,771698,536960,508462,755948,502400,942032,362470,1015288,167640r,332076l1015374,499803xm2032125,417108r,73256c1769149,480493,1558559,264362,1557174,1559v240290,6148,438496,184438,474951,415549xm1050877,477549c1059276,220634,1266142,12729,1523057,1732v,10218,433,20262,1126,30307c1507471,280728,1303463,480580,1050963,490364r,-12815l1050877,477549xm1047153,1515861r,l1047153,532707v265315,8226,478156,226522,478156,491577c1525309,1289339,1312468,1507548,1047153,1515861xm1540548,895177c1495002,709786,1347018,562928,1160501,516255r-17318,-1992c1336973,472527,1490759,324023,1540895,134476v40957,153525,149629,279429,291811,343852c1834698,479194,1836689,480147,1838681,481013v3204,1385,6494,2770,9698,4156c1854527,487767,1860675,490191,1866996,492529v,,173,,260,87c1888471,500582,1910378,507250,1932805,512445v-3983,1212,-8053,2338,-12122,3723c1734166,562841,1587654,709786,1540635,895090r-87,87xm2035329,1515687r,c1770014,1507461,1557174,1289252,1557174,1024197v,-265054,212840,-483264,478155,-491576l2035329,1515601r,86xm2077499,1519584v8659,-259167,217170,-468803,475817,-477376c2544657,1301375,2336232,1511011,2077585,1519584r,l2077499,1519584xm2896475,1519151r-653848,346c2403600,1459663,2527425,1323888,2570028,1155296v42429,168246,165908,304280,326534,363768l2896475,1519151xm2077499,532967r9265,c2341082,546215,2544743,753254,2553230,1009823,2294755,1000645,2086331,791874,2077499,532967xm2892839,532967v-158548,60354,-280814,195436,-322811,362643c2527772,728403,2405332,593234,2246611,532967r646228,xm2074728,24852v261851,8659,473132,220373,481705,482831l2155690,507683v-26410,-4850,-53426,-7620,-81049,-8313l2074641,24852r87,xm2068493,1379999r,-709352c2122266,844608,2263756,979949,2440575,1024977v-177339,45200,-318395,180801,-372082,355022xe" o:gfxdata="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">
                     <v:stroke joinstyle="miter"/>
                     <v:path arrowok="t" o:connecttype="custom" o:connectlocs="3011901,1743421;2564573,2027786;2071004,1551449;2539028,1551449;3011988,1551969;3011988,1515428;2586221,1042208;3011988,1318347;3011988,1252797;2699308,1025496;3011988,798455;3011988,732819;2586221,1008784;3011988,535565;3011988,503180;2983499,507596;2589424,507596;3011988,30307;3011988,87;2928514,87;2956830,8140;2572626,392863;2188941,8140;2217084,87;2032212,87;2032212,297613;1722389,0;1365375,0;1047760,318828;1047760,15760;1048539,87;869382,87;848341,7274;505267,476077;28325,173;10,173;28325,165042;504748,508462;1015461,1027488;1015461,1534997;1032086,1551449;1542020,1156075;2042776,1551276;2071091,1716318;2565179,2060084;3011988,1812175;3011988,1743421;1013123,7274;1014942,7274;537393,476077;1013123,7274;1015374,499803;1015374,994497;1013123,994497;536960,508462;1015288,167640;1015288,499716;2032125,417108;2032125,490364;1557174,1559;2032125,417108;1050877,477549;1523057,1732;1524183,32039;1050963,490364;1050963,477549;1047153,1515861;1047153,1515861;1047153,532707;1525309,1024284;1047153,1515861;1540548,895177;1160501,516255;1143183,514263;1540895,134476;1832706,478328;1838681,481013;1848379,485169;1866996,492529;1867256,492616;1932805,512445;1920683,516168;1540635,895090;2035329,1515687;2035329,1515687;1557174,1024197;2035329,532621;2035329,1515601;2077499,1519584;2553316,1042208;2077585,1519584;2077585,1519584;2896475,1519151;2242627,1519497;2570028,1155296;2896562,1519064;2077499,532967;2086764,532967;2553230,1009823;2077499,532967;2892839,532967;2570028,895610;2246611,532967;2892839,532967;2074728,24852;2556433,507683;2155690,507683;2074641,499370;2074641,24852;2068493,1379999;2068493,670647;2440575,1024977;2068493,1379999" o:connectangles="0,0,0,0,0,0,0,0,0,0,0,0,0,0,0,0,0,0,0,0,0,0,0,0,0,0,0,0,0,0,0,0,0,0,0,0,0,0,0,0,0,0,0,0,0,0,0,0,0,0,0,0,0,0,0,0,0,0,0,0,0,0,0,0,0,0,0,0,0,0,0,0,0,0,0,0,0,0,0,0,0,0,0,0,0,0,0,0,0,0,0,0,0,0,0,0,0,0,0,0,0,0,0,0,0,0,0,0,0,0,0,0,0"/>
                   </v:shape>
-                  <v:shape id="Freeform 4" o:spid="_x0000_s1031" style="position:absolute;left:47759;top:63076;width:5234;height:5509;visibility:visible;mso-wrap-style:square;v-text-anchor:middle" coordsize="523442,550891" o:gfxdata="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" path="m523442,c511060,289300,285144,524135,,549246r,1645l162185,550891c328786,488719,461357,355802,523442,188768l523442,xe" fillcolor="#f58674 [3204]" stroked="f" strokeweight=".24036mm">
+                  <v:shape id="Freeform 4" style="position:absolute;left:47759;top:63076;width:5234;height:5509;visibility:visible;mso-wrap-style:square;v-text-anchor:middle" coordsize="523442,550891" o:spid="_x0000_s1031" fillcolor="#f58674 [3204]" stroked="f" strokeweight=".24036mm" path="m523442,c511060,289300,285144,524135,,549246r,1645l162185,550891c328786,488719,461357,355802,523442,188768l523442,xe" o:gfxdata="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">
                     <v:stroke joinstyle="miter"/>
                     <v:path arrowok="t" o:connecttype="custom" o:connectlocs="523442,0;0,549246;0,550891;162185,550891;523442,188768;523442,0" o:connectangles="0,0,0,0,0,0"/>
                   </v:shape>
@@ -1566,7 +1566,7 @@
                 </mc:Choice>
                 <mc:Fallback>
                   <w:pict>
-                    <v:rect w14:anchorId="5A615E38" id="Rectangle 6" o:spid="_x0000_s1026" alt="Decorative" style="width:59.75pt;height:3.6pt;visibility:visible;mso-wrap-style:square;mso-left-percent:-10001;mso-top-percent:-10001;mso-position-horizontal:absolute;mso-position-horizontal-relative:char;mso-position-vertical:absolute;mso-position-vertical-relative:line;mso-left-percent:-10001;mso-top-percent:-10001;v-text-anchor:middle" o:gfxdata="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" fillcolor="#f58674 [3204]" stroked="f" strokeweight="1pt">
+                    <v:rect id="Rectangle 6" style="width:59.75pt;height:3.6pt;visibility:visible;mso-wrap-style:square;mso-left-percent:-10001;mso-top-percent:-10001;mso-position-horizontal:absolute;mso-position-horizontal-relative:char;mso-position-vertical:absolute;mso-position-vertical-relative:line;mso-left-percent:-10001;mso-top-percent:-10001;v-text-anchor:middle" alt="Decorative" o:spid="_x0000_s1026" fillcolor="#f58674 [3204]" stroked="f" strokeweight="1pt" o:gfxdata="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" w14:anchorId="5A615E38">
                       <w10:anchorlock/>
                     </v:rect>
                   </w:pict>

--- a/src/Tests/Inputs/resumes/12/input.docx
+++ b/src/Tests/Inputs/resumes/12/input.docx
@@ -3111,1401 +3111,6 @@
 </w:webSettings>
 </file>
 
-<file path=word/glossary/document.xml><?xml version="1.0" encoding="utf-8"?>
-<w:glossaryDocument xmlns:wpc="http://schemas.microsoft.com/office/word/2010/wordprocessingCanvas" xmlns:cx="http://schemas.microsoft.com/office/drawing/2014/chartex" xmlns:cx1="http://schemas.microsoft.com/office/drawing/2015/9/8/chartex" xmlns:cx2="http://schemas.microsoft.com/office/drawing/2015/10/21/chartex" xmlns:cx3="http://schemas.microsoft.com/office/drawing/2016/5/9/chartex" xmlns:cx4="http://schemas.microsoft.com/office/drawing/2016/5/10/chartex" xmlns:cx5="http://schemas.microsoft.com/office/drawing/2016/5/11/chartex" xmlns:cx6="http://schemas.microsoft.com/office/drawing/2016/5/12/chartex" xmlns:cx7="http://schemas.microsoft.com/office/drawing/2016/5/13/chartex" xmlns:cx8="http://schemas.microsoft.com/office/drawing/2016/5/14/chartex" xmlns:mc="http://schemas.openxmlformats.org/markup-compatibility/2006" xmlns:aink="http://schemas.microsoft.com/office/drawing/2016/ink" xmlns:am3d="http://schemas.microsoft.com/office/drawing/2017/model3d" xmlns:o="urn:schemas-microsoft-com:office:office" xmlns:oel="http://schemas.microsoft.com/office/2019/extlst" xmlns:r="http://schemas.openxmlformats.org/officeDocument/2006/relationships" xmlns:m="http://schemas.openxmlformats.org/officeDocument/2006/math" xmlns:v="urn:schemas-microsoft-com:vml" xmlns:wp14="http://schemas.microsoft.com/office/word/2010/wordprocessingDrawing" xmlns:wp="http://schemas.openxmlformats.org/drawingml/2006/wordprocessingDrawing" xmlns:w10="urn:schemas-microsoft-com:office:word" xmlns:w="http://schemas.openxmlformats.org/wordprocessingml/2006/main" xmlns:w14="http://schemas.microsoft.com/office/word/2010/wordml" xmlns:w15="http://schemas.microsoft.com/office/word/2012/wordml" xmlns:w16cex="http://schemas.microsoft.com/office/word/2018/wordml/cex" xmlns:w16cid="http://schemas.microsoft.com/office/word/2016/wordml/cid" xmlns:w16="http://schemas.microsoft.com/office/word/2018/wordml" xmlns:w16du="http://schemas.microsoft.com/office/word/2023/wordml/word16du" xmlns:w16sdtdh="http://schemas.microsoft.com/office/word/2020/wordml/sdtdatahash" xmlns:w16se="http://schemas.microsoft.com/office/word/2015/wordml/symex" xmlns:wpg="http://schemas.microsoft.com/office/word/2010/wordprocessingGroup" xmlns:wpi="http://schemas.microsoft.com/office/word/2010/wordprocessingInk" xmlns:wne="http://schemas.microsoft.com/office/word/2006/wordml" xmlns:wps="http://schemas.microsoft.com/office/word/2010/wordprocessingShape" mc:Ignorable="w14 w15 w16se w16cid w16 w16cex w16sdtdh wp14">
-  <w:docParts>
-    <w:docPart>
-      <w:docPartPr>
-        <w:name w:val="EEE9D1EF876C4952A091BA0A27FB2065"/>
-        <w:category>
-          <w:name w:val="General"/>
-          <w:gallery w:val="placeholder"/>
-        </w:category>
-        <w:types>
-          <w:type w:val="bbPlcHdr"/>
-        </w:types>
-        <w:behaviors>
-          <w:behavior w:val="content"/>
-        </w:behaviors>
-        <w:guid w:val="{11A7469B-494C-44F4-8DF8-5A28292A3B03}"/>
-      </w:docPartPr>
-      <w:docPartBody>
-        <w:p>
-          <w:r>
-            <w:t>VICTORIA</w:t>
-          </w:r>
-          <w:r>
-            <w:br/>
-            <w:t>BURKE</w:t>
-          </w:r>
-        </w:p>
-      </w:docPartBody>
-    </w:docPart>
-    <w:docPart>
-      <w:docPartPr>
-        <w:name w:val="63FF2432345341E7B361159CA62A3EEF"/>
-        <w:category>
-          <w:name w:val="General"/>
-          <w:gallery w:val="placeholder"/>
-        </w:category>
-        <w:types>
-          <w:type w:val="bbPlcHdr"/>
-        </w:types>
-        <w:behaviors>
-          <w:behavior w:val="content"/>
-        </w:behaviors>
-        <w:guid w:val="{967A704F-96A6-4F85-8A92-E8180E441BC6}"/>
-      </w:docPartPr>
-      <w:docPartBody>
-        <w:p>
-          <w:pPr>
-            <w:pStyle w:val="63FF2432345341E7B361159CA62A3EEF"/>
-          </w:pPr>
-          <w:r>
-            <w:t>617.555.0123</w:t>
-          </w:r>
-        </w:p>
-      </w:docPartBody>
-    </w:docPart>
-    <w:docPart>
-      <w:docPartPr>
-        <w:name w:val="DC8256C46C384B44B4D81FDE054350C2"/>
-        <w:category>
-          <w:name w:val="General"/>
-          <w:gallery w:val="placeholder"/>
-        </w:category>
-        <w:types>
-          <w:type w:val="bbPlcHdr"/>
-        </w:types>
-        <w:behaviors>
-          <w:behavior w:val="content"/>
-        </w:behaviors>
-        <w:guid w:val="{B6363405-47FB-4FD9-A158-E864CC64CD69}"/>
-      </w:docPartPr>
-      <w:docPartBody>
-        <w:p>
-          <w:pPr>
-            <w:pStyle w:val="DC8256C46C384B44B4D81FDE054350C2"/>
-          </w:pPr>
-          <w:r>
-            <w:t xml:space="preserve">Title, </w:t>
-          </w:r>
-          <w:r>
-            <w:t>Company</w:t>
-          </w:r>
-        </w:p>
-      </w:docPartBody>
-    </w:docPart>
-    <w:docPart>
-      <w:docPartPr>
-        <w:name w:val="AEDF8406E85E4F0CB3B29027632D773E"/>
-        <w:category>
-          <w:name w:val="General"/>
-          <w:gallery w:val="placeholder"/>
-        </w:category>
-        <w:types>
-          <w:type w:val="bbPlcHdr"/>
-        </w:types>
-        <w:behaviors>
-          <w:behavior w:val="content"/>
-        </w:behaviors>
-        <w:guid w:val="{89AA0879-F375-407C-8FCB-C4E64AA69191}"/>
-      </w:docPartPr>
-      <w:docPartBody>
-        <w:p>
-          <w:pPr>
-            <w:pStyle w:val="AEDF8406E85E4F0CB3B29027632D773E"/>
-          </w:pPr>
-          <w:r>
-            <w:t xml:space="preserve">Title, </w:t>
-          </w:r>
-          <w:r>
-            <w:t>Company</w:t>
-          </w:r>
-        </w:p>
-      </w:docPartBody>
-    </w:docPart>
-    <w:docPart>
-      <w:docPartPr>
-        <w:name w:val="5631E452C94F4C988FEF1CE8DECA61FF"/>
-        <w:category>
-          <w:name w:val="General"/>
-          <w:gallery w:val="placeholder"/>
-        </w:category>
-        <w:types>
-          <w:type w:val="bbPlcHdr"/>
-        </w:types>
-        <w:behaviors>
-          <w:behavior w:val="content"/>
-        </w:behaviors>
-        <w:guid w:val="{3999FEE4-7FB3-459F-AB12-FAF3BB2F168C}"/>
-      </w:docPartPr>
-      <w:docPartBody>
-        <w:p>
-          <w:r>
-            <w:t>Manager</w:t>
-          </w:r>
-        </w:p>
-      </w:docPartBody>
-    </w:docPart>
-    <w:docPart>
-      <w:docPartPr>
-        <w:name w:val="131636884AAB4C599B188F3316AF0AD9"/>
-        <w:category>
-          <w:name w:val="General"/>
-          <w:gallery w:val="placeholder"/>
-        </w:category>
-        <w:types>
-          <w:type w:val="bbPlcHdr"/>
-        </w:types>
-        <w:behaviors>
-          <w:behavior w:val="content"/>
-        </w:behaviors>
-        <w:guid w:val="{C0997BFA-555F-4DFF-A60D-DA5C479FA1A5}"/>
-      </w:docPartPr>
-      <w:docPartBody>
-        <w:p>
-          <w:r>
-            <w:t>Objective</w:t>
-          </w:r>
-        </w:p>
-      </w:docPartBody>
-    </w:docPart>
-    <w:docPart>
-      <w:docPartPr>
-        <w:name w:val="08277F038D8E451A8D721A116A80230E"/>
-        <w:category>
-          <w:name w:val="General"/>
-          <w:gallery w:val="placeholder"/>
-        </w:category>
-        <w:types>
-          <w:type w:val="bbPlcHdr"/>
-        </w:types>
-        <w:behaviors>
-          <w:behavior w:val="content"/>
-        </w:behaviors>
-        <w:guid w:val="{CD05D2CF-263E-40A3-BC56-EA306B686907}"/>
-      </w:docPartPr>
-      <w:docPartBody>
-        <w:p>
-          <w:r>
-            <w:t>To secure a challenging</w:t>
-          </w:r>
-          <w:r>
-            <w:br/>
-            <w:t>and rewarding position</w:t>
-          </w:r>
-          <w:r>
-            <w:br/>
-            <w:t>as a restaurant manager, where my leadership skills, industry experience, and customer service expertise can be utilized to ensure exceptional dining experiences for customers and maximize profits for the establishment.</w:t>
-          </w:r>
-        </w:p>
-      </w:docPartBody>
-    </w:docPart>
-    <w:docPart>
-      <w:docPartPr>
-        <w:name w:val="B46D64EFA80A4AE8B3791A3F7D8A0F89"/>
-        <w:category>
-          <w:name w:val="General"/>
-          <w:gallery w:val="placeholder"/>
-        </w:category>
-        <w:types>
-          <w:type w:val="bbPlcHdr"/>
-        </w:types>
-        <w:behaviors>
-          <w:behavior w:val="content"/>
-        </w:behaviors>
-        <w:guid w:val="{530771C2-01D8-4494-AB25-350AB4E9BB12}"/>
-      </w:docPartPr>
-      <w:docPartBody>
-        <w:p>
-          <w:pPr>
-            <w:pStyle w:val="B46D64EFA80A4AE8B3791A3F7D8A0F894"/>
-          </w:pPr>
-          <w:r>
-            <w:rPr>
-              <w:sz w:val="32"/>
-              <w:szCs w:val="32"/>
-            </w:rPr>
-            <w:t>Education</w:t>
-          </w:r>
-        </w:p>
-      </w:docPartBody>
-    </w:docPart>
-    <w:docPart>
-      <w:docPartPr>
-        <w:name w:val="51A97CEE9F1E4D71BF3039B5FF5AB1A7"/>
-        <w:category>
-          <w:name w:val="General"/>
-          <w:gallery w:val="placeholder"/>
-        </w:category>
-        <w:types>
-          <w:type w:val="bbPlcHdr"/>
-        </w:types>
-        <w:behaviors>
-          <w:behavior w:val="content"/>
-        </w:behaviors>
-        <w:guid w:val="{630496A4-F747-4178-B16B-37B165C70610}"/>
-      </w:docPartPr>
-      <w:docPartBody>
-        <w:p>
-          <w:r>
-            <w:t>Bellows College, NYC</w:t>
-          </w:r>
-        </w:p>
-      </w:docPartBody>
-    </w:docPart>
-    <w:docPart>
-      <w:docPartPr>
-        <w:name w:val="37CBB48430CA46B9931733E0582A24F7"/>
-        <w:category>
-          <w:name w:val="General"/>
-          <w:gallery w:val="placeholder"/>
-        </w:category>
-        <w:types>
-          <w:type w:val="bbPlcHdr"/>
-        </w:types>
-        <w:behaviors>
-          <w:behavior w:val="content"/>
-        </w:behaviors>
-        <w:guid w:val="{490F1546-2FE3-47D6-A841-A7C072704B5F}"/>
-      </w:docPartPr>
-      <w:docPartBody>
-        <w:p>
-          <w:r>
-            <w:t>Business Management</w:t>
-          </w:r>
-        </w:p>
-      </w:docPartBody>
-    </w:docPart>
-    <w:docPart>
-      <w:docPartPr>
-        <w:name w:val="F79EAED3696140A8942F64908388B7C5"/>
-        <w:category>
-          <w:name w:val="General"/>
-          <w:gallery w:val="placeholder"/>
-        </w:category>
-        <w:types>
-          <w:type w:val="bbPlcHdr"/>
-        </w:types>
-        <w:behaviors>
-          <w:behavior w:val="content"/>
-        </w:behaviors>
-        <w:guid w:val="{572C8C59-557C-4181-AEB5-C6EB34D43ED4}"/>
-      </w:docPartPr>
-      <w:docPartBody>
-        <w:p>
-          <w:r>
-            <w:t>Business Administration</w:t>
-          </w:r>
-        </w:p>
-      </w:docPartBody>
-    </w:docPart>
-    <w:docPart>
-      <w:docPartPr>
-        <w:name w:val="4AB2C65D3BCD488BBC996D395593EE0C"/>
-        <w:category>
-          <w:name w:val="General"/>
-          <w:gallery w:val="placeholder"/>
-        </w:category>
-        <w:types>
-          <w:type w:val="bbPlcHdr"/>
-        </w:types>
-        <w:behaviors>
-          <w:behavior w:val="content"/>
-        </w:behaviors>
-        <w:guid w:val="{16E2155B-6C85-4821-9AC4-99649BCAD22F}"/>
-      </w:docPartPr>
-      <w:docPartBody>
-        <w:p>
-          <w:pPr>
-            <w:pStyle w:val="4AB2C65D3BCD488BBC996D395593EE0C4"/>
-          </w:pPr>
-          <w:r>
-            <w:rPr>
-              <w:sz w:val="32"/>
-              <w:szCs w:val="32"/>
-            </w:rPr>
-            <w:t>Contact</w:t>
-          </w:r>
-        </w:p>
-      </w:docPartBody>
-    </w:docPart>
-    <w:docPart>
-      <w:docPartPr>
-        <w:name w:val="601770207B0E4DFEAE13AACB2EA5F56B"/>
-        <w:category>
-          <w:name w:val="General"/>
-          <w:gallery w:val="placeholder"/>
-        </w:category>
-        <w:types>
-          <w:type w:val="bbPlcHdr"/>
-        </w:types>
-        <w:behaviors>
-          <w:behavior w:val="content"/>
-        </w:behaviors>
-        <w:guid w:val="{AC1D06D8-6F5D-4447-BD51-70A1540EE862}"/>
-      </w:docPartPr>
-      <w:docPartBody>
-        <w:p>
-          <w:r>
-            <w:t>Manhattan, NY</w:t>
-          </w:r>
-        </w:p>
-      </w:docPartBody>
-    </w:docPart>
-    <w:docPart>
-      <w:docPartPr>
-        <w:name w:val="1C55E0A1CF2A4CCABC6EAC735A0088F5"/>
-        <w:category>
-          <w:name w:val="General"/>
-          <w:gallery w:val="placeholder"/>
-        </w:category>
-        <w:types>
-          <w:type w:val="bbPlcHdr"/>
-        </w:types>
-        <w:behaviors>
-          <w:behavior w:val="content"/>
-        </w:behaviors>
-        <w:guid w:val="{E9ED80B9-AA80-45D9-B52B-F9EE23FF1B4B}"/>
-      </w:docPartPr>
-      <w:docPartBody>
-        <w:p>
-          <w:r>
-            <w:t>interestingsite.com</w:t>
-          </w:r>
-        </w:p>
-      </w:docPartBody>
-    </w:docPart>
-    <w:docPart>
-      <w:docPartPr>
-        <w:name w:val="190F0A5A33054BABB0FE4E0C8C17D930"/>
-        <w:category>
-          <w:name w:val="General"/>
-          <w:gallery w:val="placeholder"/>
-        </w:category>
-        <w:types>
-          <w:type w:val="bbPlcHdr"/>
-        </w:types>
-        <w:behaviors>
-          <w:behavior w:val="content"/>
-        </w:behaviors>
-        <w:guid w:val="{6D6B0833-66C4-40A9-8B9E-665E201BCFFD}"/>
-      </w:docPartPr>
-      <w:docPartBody>
-        <w:p>
-          <w:r>
-            <w:t>Experience</w:t>
-          </w:r>
-        </w:p>
-      </w:docPartBody>
-    </w:docPart>
-    <w:docPart>
-      <w:docPartPr>
-        <w:name w:val="B5A7F3F1616A4A428D310CEAE5F47FA8"/>
-        <w:category>
-          <w:name w:val="General"/>
-          <w:gallery w:val="placeholder"/>
-        </w:category>
-        <w:types>
-          <w:type w:val="bbPlcHdr"/>
-        </w:types>
-        <w:behaviors>
-          <w:behavior w:val="content"/>
-        </w:behaviors>
-        <w:guid w:val="{C980F521-C3CE-408A-9755-30185812C4A2}"/>
-      </w:docPartPr>
-      <w:docPartBody>
-        <w:p>
-          <w:r>
-            <w:t xml:space="preserve">Title, </w:t>
-          </w:r>
-          <w:r>
-            <w:t>Company</w:t>
-          </w:r>
-        </w:p>
-      </w:docPartBody>
-    </w:docPart>
-    <w:docPart>
-      <w:docPartPr>
-        <w:name w:val="1B0D4FA3DD8D4A4EA4630238CC3CF3B6"/>
-        <w:category>
-          <w:name w:val="General"/>
-          <w:gallery w:val="placeholder"/>
-        </w:category>
-        <w:types>
-          <w:type w:val="bbPlcHdr"/>
-        </w:types>
-        <w:behaviors>
-          <w:behavior w:val="content"/>
-        </w:behaviors>
-        <w:guid w:val="{B8FAB015-F83B-4403-A89C-3F1CCDAE03F2}"/>
-      </w:docPartPr>
-      <w:docPartBody>
-        <w:p>
-          <w:r>
-            <w:t>Month 20XX – Month 20XX</w:t>
-          </w:r>
-        </w:p>
-      </w:docPartBody>
-    </w:docPart>
-    <w:docPart>
-      <w:docPartPr>
-        <w:name w:val="D8F7396B92BB488B832B6508B214F408"/>
-        <w:category>
-          <w:name w:val="General"/>
-          <w:gallery w:val="placeholder"/>
-        </w:category>
-        <w:types>
-          <w:type w:val="bbPlcHdr"/>
-        </w:types>
-        <w:behaviors>
-          <w:behavior w:val="content"/>
-        </w:behaviors>
-        <w:guid w:val="{7FC860DD-157F-4C8F-A895-AD7F29198F21}"/>
-      </w:docPartPr>
-      <w:docPartBody>
-        <w:p>
-          <w:r>
-            <w:t>Lorem ipsum dolor sit amet, consectetur adipiscing elit, sed do eiusmod tempor incididunt ut labore et dolore magna aliqua. Ut enim ad minim veniam, quis nostrud exercitation ullamco laboris nisi ut aliquip ex ea consequat.</w:t>
-          </w:r>
-        </w:p>
-      </w:docPartBody>
-    </w:docPart>
-    <w:docPart>
-      <w:docPartPr>
-        <w:name w:val="188376FEBE8140EF83DFB87B1BCFA51A"/>
-        <w:category>
-          <w:name w:val="General"/>
-          <w:gallery w:val="placeholder"/>
-        </w:category>
-        <w:types>
-          <w:type w:val="bbPlcHdr"/>
-        </w:types>
-        <w:behaviors>
-          <w:behavior w:val="content"/>
-        </w:behaviors>
-        <w:guid w:val="{B184AFDE-4C0F-432B-97EA-33CDE4C8667A}"/>
-      </w:docPartPr>
-      <w:docPartBody>
-        <w:p>
-          <w:pPr>
-            <w:pStyle w:val="188376FEBE8140EF83DFB87B1BCFA51A"/>
-          </w:pPr>
-          <w:r>
-            <w:t>Month 20XX – Month 20XX</w:t>
-          </w:r>
-        </w:p>
-      </w:docPartBody>
-    </w:docPart>
-    <w:docPart>
-      <w:docPartPr>
-        <w:name w:val="F786665DA11A4710ADFF771FCD90CEA0"/>
-        <w:category>
-          <w:name w:val="General"/>
-          <w:gallery w:val="placeholder"/>
-        </w:category>
-        <w:types>
-          <w:type w:val="bbPlcHdr"/>
-        </w:types>
-        <w:behaviors>
-          <w:behavior w:val="content"/>
-        </w:behaviors>
-        <w:guid w:val="{346513CF-0F6B-4530-BB05-957F3A5DE316}"/>
-      </w:docPartPr>
-      <w:docPartBody>
-        <w:p>
-          <w:pPr>
-            <w:pStyle w:val="F786665DA11A4710ADFF771FCD90CEA0"/>
-          </w:pPr>
-          <w:r>
-            <w:t>Lorem ipsum dolor sit amet, consectetur adipiscing elit, sed do eiusmod tempor incididunt ut labore et dolore magna aliqua. Ut enim ad minim veniam, quis nostrud exercitation ullamco laboris nisi ut aliquip ex ea consequat.</w:t>
-          </w:r>
-        </w:p>
-      </w:docPartBody>
-    </w:docPart>
-    <w:docPart>
-      <w:docPartPr>
-        <w:name w:val="0FA7A0EDBC05413391BCB56B70AB9026"/>
-        <w:category>
-          <w:name w:val="General"/>
-          <w:gallery w:val="placeholder"/>
-        </w:category>
-        <w:types>
-          <w:type w:val="bbPlcHdr"/>
-        </w:types>
-        <w:behaviors>
-          <w:behavior w:val="content"/>
-        </w:behaviors>
-        <w:guid w:val="{7B7B33F5-0239-40B3-A9B8-244DAC14738B}"/>
-      </w:docPartPr>
-      <w:docPartBody>
-        <w:p>
-          <w:pPr>
-            <w:pStyle w:val="0FA7A0EDBC05413391BCB56B70AB9026"/>
-          </w:pPr>
-          <w:r>
-            <w:t>Month 20XX – Month 20XX</w:t>
-          </w:r>
-        </w:p>
-      </w:docPartBody>
-    </w:docPart>
-    <w:docPart>
-      <w:docPartPr>
-        <w:name w:val="DDD4ED198B9C46A3AB853484CB7691EB"/>
-        <w:category>
-          <w:name w:val="General"/>
-          <w:gallery w:val="placeholder"/>
-        </w:category>
-        <w:types>
-          <w:type w:val="bbPlcHdr"/>
-        </w:types>
-        <w:behaviors>
-          <w:behavior w:val="content"/>
-        </w:behaviors>
-        <w:guid w:val="{F23AF901-2147-4094-A47D-47C1BEC3A237}"/>
-      </w:docPartPr>
-      <w:docPartBody>
-        <w:p>
-          <w:pPr>
-            <w:pStyle w:val="DDD4ED198B9C46A3AB853484CB7691EB"/>
-          </w:pPr>
-          <w:r>
-            <w:t>Lorem ipsum dolor sit amet, consectetur adipiscing elit, sed do eiusmod tempor incididunt ut labore et dolore magna aliqua. Ut enim ad minim veniam, quis nostrud exercitation ullamco laboris nisi ut aliquip ex ea consequat.</w:t>
-          </w:r>
-        </w:p>
-      </w:docPartBody>
-    </w:docPart>
-    <w:docPart>
-      <w:docPartPr>
-        <w:name w:val="CFBDC699B5DC42D99E73A244970F5374"/>
-        <w:category>
-          <w:name w:val="General"/>
-          <w:gallery w:val="placeholder"/>
-        </w:category>
-        <w:types>
-          <w:type w:val="bbPlcHdr"/>
-        </w:types>
-        <w:behaviors>
-          <w:behavior w:val="content"/>
-        </w:behaviors>
-        <w:guid w:val="{850E2FD9-A9BD-4F96-980A-4754339F9DAB}"/>
-      </w:docPartPr>
-      <w:docPartBody>
-        <w:p>
-          <w:pPr>
-            <w:pStyle w:val="CFBDC699B5DC42D99E73A244970F5374"/>
-          </w:pPr>
-          <w:r>
-            <w:t>victoria@example.com</w:t>
-          </w:r>
-        </w:p>
-      </w:docPartBody>
-    </w:docPart>
-  </w:docParts>
-</w:glossaryDocument>
-</file>
-
-<file path=word/glossary/fontTable.xml><?xml version="1.0" encoding="utf-8"?>
-<w:fonts xmlns:mc="http://schemas.openxmlformats.org/markup-compatibility/2006" xmlns:r="http://schemas.openxmlformats.org/officeDocument/2006/relationships" xmlns:w="http://schemas.openxmlformats.org/wordprocessingml/2006/main" xmlns:w14="http://schemas.microsoft.com/office/word/2010/wordml" xmlns:w15="http://schemas.microsoft.com/office/word/2012/wordml" xmlns:w16cex="http://schemas.microsoft.com/office/word/2018/wordml/cex" xmlns:w16cid="http://schemas.microsoft.com/office/word/2016/wordml/cid" xmlns:w16="http://schemas.microsoft.com/office/word/2018/wordml" xmlns:w16sdtdh="http://schemas.microsoft.com/office/word/2020/wordml/sdtdatahash" xmlns:w16se="http://schemas.microsoft.com/office/word/2015/wordml/symex" mc:Ignorable="w14 w15 w16se w16cid w16 w16cex w16sdtdh">
-  <w:font w:name="Calibri Light">
-    <w:panose1 w:val="020F0302020204030204"/>
-    <w:charset w:val="00"/>
-    <w:family w:val="swiss"/>
-    <w:pitch w:val="variable"/>
-    <w:sig w:usb0="E4002EFF" w:usb1="C000247B" w:usb2="00000009" w:usb3="00000000" w:csb0="000001FF" w:csb1="00000000"/>
-  </w:font>
-  <w:font w:name="Times New Roman">
-    <w:panose1 w:val="02020603050405020304"/>
-    <w:charset w:val="00"/>
-    <w:family w:val="roman"/>
-    <w:pitch w:val="variable"/>
-    <w:sig w:usb0="E0002EFF" w:usb1="C000785B" w:usb2="00000009" w:usb3="00000000" w:csb0="000001FF" w:csb1="00000000"/>
-  </w:font>
-  <w:font w:name="Bahnschrift">
-    <w:panose1 w:val="020B0502040204020203"/>
-    <w:charset w:val="00"/>
-    <w:family w:val="swiss"/>
-    <w:pitch w:val="variable"/>
-    <w:sig w:usb0="A00002C7" w:usb1="00000002" w:usb2="00000000" w:usb3="00000000" w:csb0="0000019F" w:csb1="00000000"/>
-  </w:font>
-  <w:font w:name="Narkisim">
-    <w:charset w:val="B1"/>
-    <w:family w:val="swiss"/>
-    <w:pitch w:val="variable"/>
-    <w:sig w:usb0="00000803" w:usb1="00000000" w:usb2="00000000" w:usb3="00000000" w:csb0="00000021" w:csb1="00000000"/>
-  </w:font>
-  <w:font w:name="Merriweather">
-    <w:charset w:val="00"/>
-    <w:family w:val="auto"/>
-    <w:pitch w:val="variable"/>
-    <w:sig w:usb0="20000207" w:usb1="00000002" w:usb2="00000000" w:usb3="00000000" w:csb0="00000197" w:csb1="00000000"/>
-  </w:font>
-  <w:font w:name="Calibri">
-    <w:panose1 w:val="020F0502020204030204"/>
-    <w:charset w:val="00"/>
-    <w:family w:val="swiss"/>
-    <w:pitch w:val="variable"/>
-    <w:sig w:usb0="E4002EFF" w:usb1="C000247B" w:usb2="00000009" w:usb3="00000000" w:csb0="000001FF" w:csb1="00000000"/>
-  </w:font>
-</w:fonts>
-</file>
-
-<file path=word/glossary/settings.xml><?xml version="1.0" encoding="utf-8"?>
-<w:settings xmlns:mc="http://schemas.openxmlformats.org/markup-compatibility/2006" xmlns:o="urn:schemas-microsoft-com:office:office" xmlns:r="http://schemas.openxmlformats.org/officeDocument/2006/relationships" xmlns:m="http://schemas.openxmlformats.org/officeDocument/2006/math" xmlns:v="urn:schemas-microsoft-com:vml" xmlns:w10="urn:schemas-microsoft-com:office:word" xmlns:w="http://schemas.openxmlformats.org/wordprocessingml/2006/main" xmlns:w14="http://schemas.microsoft.com/office/word/2010/wordml" xmlns:w15="http://schemas.microsoft.com/office/word/2012/wordml" xmlns:w16cex="http://schemas.microsoft.com/office/word/2018/wordml/cex" xmlns:w16cid="http://schemas.microsoft.com/office/word/2016/wordml/cid" xmlns:w16="http://schemas.microsoft.com/office/word/2018/wordml" xmlns:w16sdtdh="http://schemas.microsoft.com/office/word/2020/wordml/sdtdatahash" xmlns:w16se="http://schemas.microsoft.com/office/word/2015/wordml/symex" xmlns:sl="http://schemas.openxmlformats.org/schemaLibrary/2006/main" mc:Ignorable="w14 w15 w16se w16cid w16 w16cex w16sdtdh">
-  <w:view w:val="normal"/>
-  <w:defaultTabStop w:val="720"/>
-  <w:characterSpacingControl w:val="doNotCompress"/>
-  <w:compat>
-    <w:useFELayout/>
-    <w:compatSetting w:name="compatibilityMode" w:uri="http://schemas.microsoft.com/office/word" w:val="15"/>
-    <w:compatSetting w:name="overrideTableStyleFontSizeAndJustification" w:uri="http://schemas.microsoft.com/office/word" w:val="1"/>
-    <w:compatSetting w:name="enableOpenTypeFeatures" w:uri="http://schemas.microsoft.com/office/word" w:val="1"/>
-    <w:compatSetting w:name="doNotFlipMirrorIndents" w:uri="http://schemas.microsoft.com/office/word" w:val="1"/>
-    <w:compatSetting w:name="differentiateMultirowTableHeaders" w:uri="http://schemas.microsoft.com/office/word" w:val="1"/>
-    <w:compatSetting w:name="useWord2013TrackBottomHyphenation" w:uri="http://schemas.microsoft.com/office/word" w:val="1"/>
-  </w:compat>
-  <w:rsids>
-    <w:rsidRoot w:val="00994BA8"/>
-    <w:rsid w:val="001C1770"/>
-    <w:rsid w:val="001F5A27"/>
-    <w:rsid w:val="003A6AE7"/>
-    <w:rsid w:val="00437136"/>
-    <w:rsid w:val="006208F1"/>
-    <w:rsid w:val="00625B60"/>
-    <w:rsid w:val="00801C98"/>
-    <w:rsid w:val="00886AC8"/>
-    <w:rsid w:val="008E0C08"/>
-    <w:rsid w:val="008F3576"/>
-    <w:rsid w:val="00911845"/>
-    <w:rsid w:val="00992D64"/>
-    <w:rsid w:val="00994BA8"/>
-    <w:rsid w:val="00A96D12"/>
-    <w:rsid w:val="00AD0958"/>
-    <w:rsid w:val="00AF3B11"/>
-    <w:rsid w:val="00B94DA7"/>
-    <w:rsid w:val="00BC45AC"/>
-    <w:rsid w:val="00CA73B0"/>
-    <w:rsid w:val="00F51445"/>
-    <w:rsid w:val="00FA207C"/>
-    <w:rsid w:val="00FD46C6"/>
-    <w:rsid w:val="00FE095E"/>
-  </w:rsids>
-  <m:mathPr>
-    <m:mathFont m:val="Cambria Math"/>
-    <m:brkBin m:val="before"/>
-    <m:brkBinSub m:val="--"/>
-    <m:smallFrac m:val="0"/>
-    <m:dispDef/>
-    <m:lMargin m:val="0"/>
-    <m:rMargin m:val="0"/>
-    <m:defJc m:val="centerGroup"/>
-    <m:wrapIndent m:val="1440"/>
-    <m:intLim m:val="subSup"/>
-    <m:naryLim m:val="undOvr"/>
-  </m:mathPr>
-  <w:themeFontLang w:val="en-US"/>
-  <w:clrSchemeMapping w:bg1="light1" w:t1="dark1" w:bg2="light2" w:t2="dark2" w:accent1="accent1" w:accent2="accent2" w:accent3="accent3" w:accent4="accent4" w:accent5="accent5" w:accent6="accent6" w:hyperlink="hyperlink" w:followedHyperlink="followedHyperlink"/>
-  <w:decimalSymbol w:val="."/>
-  <w:listSeparator w:val=","/>
-  <w15:chartTrackingRefBased/>
-</w:settings>
-</file>
-
-<file path=word/glossary/styles.xml><?xml version="1.0" encoding="utf-8"?>
-<w:styles xmlns:mc="http://schemas.openxmlformats.org/markup-compatibility/2006" xmlns:r="http://schemas.openxmlformats.org/officeDocument/2006/relationships" xmlns:w="http://schemas.openxmlformats.org/wordprocessingml/2006/main" xmlns:w14="http://schemas.microsoft.com/office/word/2010/wordml" xmlns:w15="http://schemas.microsoft.com/office/word/2012/wordml" xmlns:w16cex="http://schemas.microsoft.com/office/word/2018/wordml/cex" xmlns:w16cid="http://schemas.microsoft.com/office/word/2016/wordml/cid" xmlns:w16="http://schemas.microsoft.com/office/word/2018/wordml" xmlns:w16sdtdh="http://schemas.microsoft.com/office/word/2020/wordml/sdtdatahash" xmlns:w16se="http://schemas.microsoft.com/office/word/2015/wordml/symex" mc:Ignorable="w14 w15 w16se w16cid w16 w16cex w16sdtdh">
-  <w:docDefaults>
-    <w:rPrDefault>
-      <w:rPr>
-        <w:rFonts w:asciiTheme="minorHAnsi" w:eastAsiaTheme="minorEastAsia" w:hAnsiTheme="minorHAnsi" w:cstheme="minorBidi"/>
-        <w:sz w:val="22"/>
-        <w:szCs w:val="22"/>
-        <w:lang w:val="en-US" w:eastAsia="en-US" w:bidi="ar-SA"/>
-      </w:rPr>
-    </w:rPrDefault>
-    <w:pPrDefault>
-      <w:pPr>
-        <w:spacing w:after="160" w:line="259" w:lineRule="auto"/>
-      </w:pPr>
-    </w:pPrDefault>
-  </w:docDefaults>
-  <w:latentStyles w:defLockedState="0" w:defUIPriority="99" w:defSemiHidden="0" w:defUnhideWhenUsed="0" w:defQFormat="0" w:count="376">
-    <w:lsdException w:name="Normal" w:uiPriority="0" w:qFormat="1"/>
-    <w:lsdException w:name="heading 1" w:uiPriority="9" w:qFormat="1"/>
-    <w:lsdException w:name="heading 2" w:semiHidden="1" w:uiPriority="9" w:unhideWhenUsed="1" w:qFormat="1"/>
-    <w:lsdException w:name="heading 3" w:semiHidden="1" w:uiPriority="9" w:unhideWhenUsed="1" w:qFormat="1"/>
-    <w:lsdException w:name="heading 4" w:semiHidden="1" w:uiPriority="9" w:unhideWhenUsed="1" w:qFormat="1"/>
-    <w:lsdException w:name="heading 5" w:semiHidden="1" w:uiPriority="9" w:unhideWhenUsed="1" w:qFormat="1"/>
-    <w:lsdException w:name="heading 6" w:semiHidden="1" w:uiPriority="9" w:unhideWhenUsed="1" w:qFormat="1"/>
-    <w:lsdException w:name="heading 7" w:semiHidden="1" w:uiPriority="9" w:unhideWhenUsed="1" w:qFormat="1"/>
-    <w:lsdException w:name="heading 8" w:semiHidden="1" w:uiPriority="9" w:unhideWhenUsed="1" w:qFormat="1"/>
-    <w:lsdException w:name="heading 9" w:semiHidden="1" w:uiPriority="9" w:unhideWhenUsed="1" w:qFormat="1"/>
-    <w:lsdException w:name="index 1" w:semiHidden="1" w:unhideWhenUsed="1"/>
-    <w:lsdException w:name="index 2" w:semiHidden="1" w:unhideWhenUsed="1"/>
-    <w:lsdException w:name="index 3" w:semiHidden="1" w:unhideWhenUsed="1"/>
-    <w:lsdException w:name="index 4" w:semiHidden="1" w:unhideWhenUsed="1"/>
-    <w:lsdException w:name="index 5" w:semiHidden="1" w:unhideWhenUsed="1"/>
-    <w:lsdException w:name="index 6" w:semiHidden="1" w:unhideWhenUsed="1"/>
-    <w:lsdException w:name="index 7" w:semiHidden="1" w:unhideWhenUsed="1"/>
-    <w:lsdException w:name="index 8" w:semiHidden="1" w:unhideWhenUsed="1"/>
-    <w:lsdException w:name="index 9" w:semiHidden="1" w:unhideWhenUsed="1"/>
-    <w:lsdException w:name="toc 1" w:semiHidden="1" w:uiPriority="39" w:unhideWhenUsed="1"/>
-    <w:lsdException w:name="toc 2" w:semiHidden="1" w:uiPriority="39" w:unhideWhenUsed="1"/>
-    <w:lsdException w:name="toc 3" w:semiHidden="1" w:uiPriority="39" w:unhideWhenUsed="1"/>
-    <w:lsdException w:name="toc 4" w:semiHidden="1" w:uiPriority="39" w:unhideWhenUsed="1"/>
-    <w:lsdException w:name="toc 5" w:semiHidden="1" w:uiPriority="39" w:unhideWhenUsed="1"/>
-    <w:lsdException w:name="toc 6" w:semiHidden="1" w:uiPriority="39" w:unhideWhenUsed="1"/>
-    <w:lsdException w:name="toc 7" w:semiHidden="1" w:uiPriority="39" w:unhideWhenUsed="1"/>
-    <w:lsdException w:name="toc 8" w:semiHidden="1" w:uiPriority="39" w:unhideWhenUsed="1"/>
-    <w:lsdException w:name="toc 9" w:semiHidden="1" w:uiPriority="39" w:unhideWhenUsed="1"/>
-    <w:lsdException w:name="Normal Indent" w:semiHidden="1" w:unhideWhenUsed="1"/>
-    <w:lsdException w:name="footnote text" w:semiHidden="1" w:unhideWhenUsed="1"/>
-    <w:lsdException w:name="annotation text" w:semiHidden="1" w:unhideWhenUsed="1"/>
-    <w:lsdException w:name="header" w:semiHidden="1" w:unhideWhenUsed="1"/>
-    <w:lsdException w:name="footer" w:semiHidden="1" w:unhideWhenUsed="1"/>
-    <w:lsdException w:name="index heading" w:semiHidden="1" w:unhideWhenUsed="1"/>
-    <w:lsdException w:name="caption" w:semiHidden="1" w:uiPriority="35" w:unhideWhenUsed="1" w:qFormat="1"/>
-    <w:lsdException w:name="table of figures" w:semiHidden="1" w:unhideWhenUsed="1"/>
-    <w:lsdException w:name="envelope address" w:semiHidden="1" w:unhideWhenUsed="1"/>
-    <w:lsdException w:name="envelope return" w:semiHidden="1" w:unhideWhenUsed="1"/>
-    <w:lsdException w:name="footnote reference" w:semiHidden="1" w:unhideWhenUsed="1"/>
-    <w:lsdException w:name="annotation reference" w:semiHidden="1" w:unhideWhenUsed="1"/>
-    <w:lsdException w:name="line number" w:semiHidden="1" w:unhideWhenUsed="1"/>
-    <w:lsdException w:name="page number" w:semiHidden="1" w:unhideWhenUsed="1"/>
-    <w:lsdException w:name="endnote reference" w:semiHidden="1" w:unhideWhenUsed="1"/>
-    <w:lsdException w:name="endnote text" w:semiHidden="1" w:unhideWhenUsed="1"/>
-    <w:lsdException w:name="table of authorities" w:semiHidden="1" w:unhideWhenUsed="1"/>
-    <w:lsdException w:name="macro" w:semiHidden="1" w:unhideWhenUsed="1"/>
-    <w:lsdException w:name="toa heading" w:semiHidden="1" w:unhideWhenUsed="1"/>
-    <w:lsdException w:name="List" w:semiHidden="1" w:unhideWhenUsed="1"/>
-    <w:lsdException w:name="List Bullet" w:semiHidden="1" w:unhideWhenUsed="1"/>
-    <w:lsdException w:name="List Number" w:semiHidden="1" w:unhideWhenUsed="1"/>
-    <w:lsdException w:name="List 2" w:semiHidden="1" w:unhideWhenUsed="1"/>
-    <w:lsdException w:name="List 3" w:semiHidden="1" w:unhideWhenUsed="1"/>
-    <w:lsdException w:name="List 4" w:semiHidden="1" w:unhideWhenUsed="1"/>
-    <w:lsdException w:name="List 5" w:semiHidden="1" w:unhideWhenUsed="1"/>
-    <w:lsdException w:name="List Bullet 2" w:semiHidden="1" w:unhideWhenUsed="1"/>
-    <w:lsdException w:name="List Bullet 3" w:semiHidden="1" w:unhideWhenUsed="1"/>
-    <w:lsdException w:name="List Bullet 4" w:semiHidden="1" w:unhideWhenUsed="1"/>
-    <w:lsdException w:name="List Bullet 5" w:semiHidden="1" w:unhideWhenUsed="1"/>
-    <w:lsdException w:name="List Number 2" w:semiHidden="1" w:unhideWhenUsed="1"/>
-    <w:lsdException w:name="List Number 3" w:semiHidden="1" w:unhideWhenUsed="1"/>
-    <w:lsdException w:name="List Number 4" w:semiHidden="1" w:unhideWhenUsed="1"/>
-    <w:lsdException w:name="List Number 5" w:semiHidden="1" w:unhideWhenUsed="1"/>
-    <w:lsdException w:name="Title" w:uiPriority="10" w:qFormat="1"/>
-    <w:lsdException w:name="Closing" w:semiHidden="1" w:unhideWhenUsed="1"/>
-    <w:lsdException w:name="Signature" w:semiHidden="1" w:unhideWhenUsed="1"/>
-    <w:lsdException w:name="Default Paragraph Font" w:semiHidden="1" w:uiPriority="1" w:unhideWhenUsed="1"/>
-    <w:lsdException w:name="Body Text" w:semiHidden="1" w:unhideWhenUsed="1"/>
-    <w:lsdException w:name="Body Text Indent" w:semiHidden="1" w:unhideWhenUsed="1"/>
-    <w:lsdException w:name="List Continue" w:semiHidden="1" w:unhideWhenUsed="1"/>
-    <w:lsdException w:name="List Continue 2" w:semiHidden="1" w:unhideWhenUsed="1"/>
-    <w:lsdException w:name="List Continue 3" w:semiHidden="1" w:unhideWhenUsed="1"/>
-    <w:lsdException w:name="List Continue 4" w:semiHidden="1" w:unhideWhenUsed="1"/>
-    <w:lsdException w:name="List Continue 5" w:semiHidden="1" w:unhideWhenUsed="1"/>
-    <w:lsdException w:name="Message Header" w:semiHidden="1" w:unhideWhenUsed="1"/>
-    <w:lsdException w:name="Subtitle" w:uiPriority="11" w:qFormat="1"/>
-    <w:lsdException w:name="Salutation" w:semiHidden="1" w:unhideWhenUsed="1"/>
-    <w:lsdException w:name="Date" w:semiHidden="1" w:unhideWhenUsed="1"/>
-    <w:lsdException w:name="Body Text First Indent" w:semiHidden="1" w:unhideWhenUsed="1"/>
-    <w:lsdException w:name="Body Text First Indent 2" w:semiHidden="1" w:unhideWhenUsed="1"/>
-    <w:lsdException w:name="Note Heading" w:semiHidden="1" w:unhideWhenUsed="1"/>
-    <w:lsdException w:name="Body Text 2" w:semiHidden="1" w:unhideWhenUsed="1"/>
-    <w:lsdException w:name="Body Text 3" w:semiHidden="1" w:unhideWhenUsed="1"/>
-    <w:lsdException w:name="Body Text Indent 2" w:semiHidden="1" w:unhideWhenUsed="1"/>
-    <w:lsdException w:name="Body Text Indent 3" w:semiHidden="1" w:unhideWhenUsed="1"/>
-    <w:lsdException w:name="Block Text" w:semiHidden="1" w:unhideWhenUsed="1"/>
-    <w:lsdException w:name="Hyperlink" w:semiHidden="1" w:unhideWhenUsed="1"/>
-    <w:lsdException w:name="FollowedHyperlink" w:semiHidden="1" w:unhideWhenUsed="1"/>
-    <w:lsdException w:name="Strong" w:uiPriority="22" w:qFormat="1"/>
-    <w:lsdException w:name="Emphasis" w:uiPriority="20" w:qFormat="1"/>
-    <w:lsdException w:name="Document Map" w:semiHidden="1" w:unhideWhenUsed="1"/>
-    <w:lsdException w:name="Plain Text" w:semiHidden="1" w:unhideWhenUsed="1"/>
-    <w:lsdException w:name="E-mail Signature" w:semiHidden="1" w:unhideWhenUsed="1"/>
-    <w:lsdException w:name="HTML Top of Form" w:semiHidden="1" w:unhideWhenUsed="1"/>
-    <w:lsdException w:name="HTML Bottom of Form" w:semiHidden="1" w:unhideWhenUsed="1"/>
-    <w:lsdException w:name="Normal (Web)" w:semiHidden="1" w:unhideWhenUsed="1"/>
-    <w:lsdException w:name="HTML Acronym" w:semiHidden="1" w:unhideWhenUsed="1"/>
-    <w:lsdException w:name="HTML Address" w:semiHidden="1" w:unhideWhenUsed="1"/>
-    <w:lsdException w:name="HTML Cite" w:semiHidden="1" w:unhideWhenUsed="1"/>
-    <w:lsdException w:name="HTML Code" w:semiHidden="1" w:unhideWhenUsed="1"/>
-    <w:lsdException w:name="HTML Definition" w:semiHidden="1" w:unhideWhenUsed="1"/>
-    <w:lsdException w:name="HTML Keyboard" w:semiHidden="1" w:unhideWhenUsed="1"/>
-    <w:lsdException w:name="HTML Preformatted" w:semiHidden="1" w:unhideWhenUsed="1"/>
-    <w:lsdException w:name="HTML Sample" w:semiHidden="1" w:unhideWhenUsed="1"/>
-    <w:lsdException w:name="HTML Typewriter" w:semiHidden="1" w:unhideWhenUsed="1"/>
-    <w:lsdException w:name="HTML Variable" w:semiHidden="1" w:unhideWhenUsed="1"/>
-    <w:lsdException w:name="annotation subject" w:semiHidden="1" w:unhideWhenUsed="1"/>
-    <w:lsdException w:name="No List" w:semiHidden="1" w:unhideWhenUsed="1"/>
-    <w:lsdException w:name="Outline List 1" w:semiHidden="1" w:unhideWhenUsed="1"/>
-    <w:lsdException w:name="Outline List 2" w:semiHidden="1" w:unhideWhenUsed="1"/>
-    <w:lsdException w:name="Outline List 3" w:semiHidden="1" w:unhideWhenUsed="1"/>
-    <w:lsdException w:name="Table Simple 1" w:semiHidden="1" w:unhideWhenUsed="1"/>
-    <w:lsdException w:name="Table Simple 2" w:semiHidden="1" w:unhideWhenUsed="1"/>
-    <w:lsdException w:name="Table Simple 3" w:semiHidden="1" w:unhideWhenUsed="1"/>
-    <w:lsdException w:name="Table Classic 1" w:semiHidden="1" w:unhideWhenUsed="1"/>
-    <w:lsdException w:name="Table Classic 2" w:semiHidden="1" w:unhideWhenUsed="1"/>
-    <w:lsdException w:name="Table Classic 3" w:semiHidden="1" w:unhideWhenUsed="1"/>
-    <w:lsdException w:name="Table Classic 4" w:semiHidden="1" w:unhideWhenUsed="1"/>
-    <w:lsdException w:name="Table Colorful 1" w:semiHidden="1" w:unhideWhenUsed="1"/>
-    <w:lsdException w:name="Table Colorful 2" w:semiHidden="1" w:unhideWhenUsed="1"/>
-    <w:lsdException w:name="Table Colorful 3" w:semiHidden="1" w:unhideWhenUsed="1"/>
-    <w:lsdException w:name="Table Columns 1" w:semiHidden="1" w:unhideWhenUsed="1"/>
-    <w:lsdException w:name="Table Columns 2" w:semiHidden="1" w:unhideWhenUsed="1"/>
-    <w:lsdException w:name="Table Columns 3" w:semiHidden="1" w:unhideWhenUsed="1"/>
-    <w:lsdException w:name="Table Columns 4" w:semiHidden="1" w:unhideWhenUsed="1"/>
-    <w:lsdException w:name="Table Columns 5" w:semiHidden="1" w:unhideWhenUsed="1"/>
-    <w:lsdException w:name="Table Grid 1" w:semiHidden="1" w:unhideWhenUsed="1"/>
-    <w:lsdException w:name="Table Grid 2" w:semiHidden="1" w:unhideWhenUsed="1"/>
-    <w:lsdException w:name="Table Grid 3" w:semiHidden="1" w:unhideWhenUsed="1"/>
-    <w:lsdException w:name="Table Grid 4" w:semiHidden="1" w:unhideWhenUsed="1"/>
-    <w:lsdException w:name="Table Grid 5" w:semiHidden="1" w:unhideWhenUsed="1"/>
-    <w:lsdException w:name="Table Grid 6" w:semiHidden="1" w:unhideWhenUsed="1"/>
-    <w:lsdException w:name="Table Grid 7" w:semiHidden="1" w:unhideWhenUsed="1"/>
-    <w:lsdException w:name="Table Grid 8" w:semiHidden="1" w:unhideWhenUsed="1"/>
-    <w:lsdException w:name="Table List 1" w:semiHidden="1" w:unhideWhenUsed="1"/>
-    <w:lsdException w:name="Table List 2" w:semiHidden="1" w:unhideWhenUsed="1"/>
-    <w:lsdException w:name="Table List 3" w:semiHidden="1" w:unhideWhenUsed="1"/>
-    <w:lsdException w:name="Table List 4" w:semiHidden="1" w:unhideWhenUsed="1"/>
-    <w:lsdException w:name="Table List 5" w:semiHidden="1" w:unhideWhenUsed="1"/>
-    <w:lsdException w:name="Table List 6" w:semiHidden="1" w:unhideWhenUsed="1"/>
-    <w:lsdException w:name="Table List 7" w:semiHidden="1" w:unhideWhenUsed="1"/>
-    <w:lsdException w:name="Table List 8" w:semiHidden="1" w:unhideWhenUsed="1"/>
-    <w:lsdException w:name="Table 3D effects 1" w:semiHidden="1" w:unhideWhenUsed="1"/>
-    <w:lsdException w:name="Table 3D effects 2" w:semiHidden="1" w:unhideWhenUsed="1"/>
-    <w:lsdException w:name="Table 3D effects 3" w:semiHidden="1" w:unhideWhenUsed="1"/>
-    <w:lsdException w:name="Table Contemporary" w:semiHidden="1" w:unhideWhenUsed="1"/>
-    <w:lsdException w:name="Table Elegant" w:semiHidden="1" w:unhideWhenUsed="1"/>
-    <w:lsdException w:name="Table Professional" w:semiHidden="1" w:unhideWhenUsed="1"/>
-    <w:lsdException w:name="Table Subtle 2" w:semiHidden="1" w:unhideWhenUsed="1"/>
-    <w:lsdException w:name="Table Web 1" w:semiHidden="1" w:unhideWhenUsed="1"/>
-    <w:lsdException w:name="Balloon Text" w:semiHidden="1" w:unhideWhenUsed="1"/>
-    <w:lsdException w:name="Table Grid" w:uiPriority="39"/>
-    <w:lsdException w:name="Table Theme" w:semiHidden="1" w:unhideWhenUsed="1"/>
-    <w:lsdException w:name="Placeholder Text" w:semiHidden="1"/>
-    <w:lsdException w:name="No Spacing" w:uiPriority="1" w:qFormat="1"/>
-    <w:lsdException w:name="Light Shading" w:uiPriority="60"/>
-    <w:lsdException w:name="Light List" w:uiPriority="61"/>
-    <w:lsdException w:name="Light Grid" w:uiPriority="62"/>
-    <w:lsdException w:name="Medium Shading 1" w:uiPriority="63"/>
-    <w:lsdException w:name="Medium Shading 2" w:uiPriority="64"/>
-    <w:lsdException w:name="Medium List 1" w:uiPriority="65"/>
-    <w:lsdException w:name="Medium List 2" w:uiPriority="66"/>
-    <w:lsdException w:name="Medium Grid 1" w:uiPriority="67"/>
-    <w:lsdException w:name="Medium Grid 2" w:uiPriority="68"/>
-    <w:lsdException w:name="Medium Grid 3" w:uiPriority="69"/>
-    <w:lsdException w:name="Dark List" w:uiPriority="70"/>
-    <w:lsdException w:name="Colorful Shading" w:uiPriority="71"/>
-    <w:lsdException w:name="Colorful List" w:uiPriority="72"/>
-    <w:lsdException w:name="Colorful Grid" w:uiPriority="73"/>
-    <w:lsdException w:name="Light Shading Accent 1" w:uiPriority="60"/>
-    <w:lsdException w:name="Light List Accent 1" w:uiPriority="61"/>
-    <w:lsdException w:name="Light Grid Accent 1" w:uiPriority="62"/>
-    <w:lsdException w:name="Medium Shading 1 Accent 1" w:uiPriority="63"/>
-    <w:lsdException w:name="Medium Shading 2 Accent 1" w:uiPriority="64"/>
-    <w:lsdException w:name="Medium List 1 Accent 1" w:uiPriority="65"/>
-    <w:lsdException w:name="Revision" w:semiHidden="1"/>
-    <w:lsdException w:name="List Paragraph" w:uiPriority="34" w:qFormat="1"/>
-    <w:lsdException w:name="Quote" w:uiPriority="29" w:qFormat="1"/>
-    <w:lsdException w:name="Intense Quote" w:uiPriority="30" w:qFormat="1"/>
-    <w:lsdException w:name="Medium List 2 Accent 1" w:uiPriority="66"/>
-    <w:lsdException w:name="Medium Grid 1 Accent 1" w:uiPriority="67"/>
-    <w:lsdException w:name="Medium Grid 2 Accent 1" w:uiPriority="68"/>
-    <w:lsdException w:name="Medium Grid 3 Accent 1" w:uiPriority="69"/>
-    <w:lsdException w:name="Dark List Accent 1" w:uiPriority="70"/>
-    <w:lsdException w:name="Colorful Shading Accent 1" w:uiPriority="71"/>
-    <w:lsdException w:name="Colorful List Accent 1" w:uiPriority="72"/>
-    <w:lsdException w:name="Colorful Grid Accent 1" w:uiPriority="73"/>
-    <w:lsdException w:name="Light Shading Accent 2" w:uiPriority="60"/>
-    <w:lsdException w:name="Light List Accent 2" w:uiPriority="61"/>
-    <w:lsdException w:name="Light Grid Accent 2" w:uiPriority="62"/>
-    <w:lsdException w:name="Medium Shading 1 Accent 2" w:uiPriority="63"/>
-    <w:lsdException w:name="Medium Shading 2 Accent 2" w:uiPriority="64"/>
-    <w:lsdException w:name="Medium List 1 Accent 2" w:uiPriority="65"/>
-    <w:lsdException w:name="Medium List 2 Accent 2" w:uiPriority="66"/>
-    <w:lsdException w:name="Medium Grid 1 Accent 2" w:uiPriority="67"/>
-    <w:lsdException w:name="Medium Grid 2 Accent 2" w:uiPriority="68"/>
-    <w:lsdException w:name="Medium Grid 3 Accent 2" w:uiPriority="69"/>
-    <w:lsdException w:name="Dark List Accent 2" w:uiPriority="70"/>
-    <w:lsdException w:name="Colorful Shading Accent 2" w:uiPriority="71"/>
-    <w:lsdException w:name="Colorful List Accent 2" w:uiPriority="72"/>
-    <w:lsdException w:name="Colorful Grid Accent 2" w:uiPriority="73"/>
-    <w:lsdException w:name="Light Shading Accent 3" w:uiPriority="60"/>
-    <w:lsdException w:name="Light List Accent 3" w:uiPriority="61"/>
-    <w:lsdException w:name="Light Grid Accent 3" w:uiPriority="62"/>
-    <w:lsdException w:name="Medium Shading 1 Accent 3" w:uiPriority="63"/>
-    <w:lsdException w:name="Medium Shading 2 Accent 3" w:uiPriority="64"/>
-    <w:lsdException w:name="Medium List 1 Accent 3" w:uiPriority="65"/>
-    <w:lsdException w:name="Medium List 2 Accent 3" w:uiPriority="66"/>
-    <w:lsdException w:name="Medium Grid 1 Accent 3" w:uiPriority="67"/>
-    <w:lsdException w:name="Medium Grid 2 Accent 3" w:uiPriority="68"/>
-    <w:lsdException w:name="Medium Grid 3 Accent 3" w:uiPriority="69"/>
-    <w:lsdException w:name="Dark List Accent 3" w:uiPriority="70"/>
-    <w:lsdException w:name="Colorful Shading Accent 3" w:uiPriority="71"/>
-    <w:lsdException w:name="Colorful List Accent 3" w:uiPriority="72"/>
-    <w:lsdException w:name="Colorful Grid Accent 3" w:uiPriority="73"/>
-    <w:lsdException w:name="Light Shading Accent 4" w:uiPriority="60"/>
-    <w:lsdException w:name="Light List Accent 4" w:uiPriority="61"/>
-    <w:lsdException w:name="Light Grid Accent 4" w:uiPriority="62"/>
-    <w:lsdException w:name="Medium Shading 1 Accent 4" w:uiPriority="63"/>
-    <w:lsdException w:name="Medium Shading 2 Accent 4" w:uiPriority="64"/>
-    <w:lsdException w:name="Medium List 1 Accent 4" w:uiPriority="65"/>
-    <w:lsdException w:name="Medium List 2 Accent 4" w:uiPriority="66"/>
-    <w:lsdException w:name="Medium Grid 1 Accent 4" w:uiPriority="67"/>
-    <w:lsdException w:name="Medium Grid 2 Accent 4" w:uiPriority="68"/>
-    <w:lsdException w:name="Medium Grid 3 Accent 4" w:uiPriority="69"/>
-    <w:lsdException w:name="Dark List Accent 4" w:uiPriority="70"/>
-    <w:lsdException w:name="Colorful Shading Accent 4" w:uiPriority="71"/>
-    <w:lsdException w:name="Colorful List Accent 4" w:uiPriority="72"/>
-    <w:lsdException w:name="Colorful Grid Accent 4" w:uiPriority="73"/>
-    <w:lsdException w:name="Light Shading Accent 5" w:uiPriority="60"/>
-    <w:lsdException w:name="Light List Accent 5" w:uiPriority="61"/>
-    <w:lsdException w:name="Light Grid Accent 5" w:uiPriority="62"/>
-    <w:lsdException w:name="Medium Shading 1 Accent 5" w:uiPriority="63"/>
-    <w:lsdException w:name="Medium Shading 2 Accent 5" w:uiPriority="64"/>
-    <w:lsdException w:name="Medium List 1 Accent 5" w:uiPriority="65"/>
-    <w:lsdException w:name="Medium List 2 Accent 5" w:uiPriority="66"/>
-    <w:lsdException w:name="Medium Grid 1 Accent 5" w:uiPriority="67"/>
-    <w:lsdException w:name="Medium Grid 2 Accent 5" w:uiPriority="68"/>
-    <w:lsdException w:name="Medium Grid 3 Accent 5" w:uiPriority="69"/>
-    <w:lsdException w:name="Dark List Accent 5" w:uiPriority="70"/>
-    <w:lsdException w:name="Colorful Shading Accent 5" w:uiPriority="71"/>
-    <w:lsdException w:name="Colorful List Accent 5" w:uiPriority="72"/>
-    <w:lsdException w:name="Colorful Grid Accent 5" w:uiPriority="73"/>
-    <w:lsdException w:name="Light Shading Accent 6" w:uiPriority="60"/>
-    <w:lsdException w:name="Light List Accent 6" w:uiPriority="61"/>
-    <w:lsdException w:name="Light Grid Accent 6" w:uiPriority="62"/>
-    <w:lsdException w:name="Medium Shading 1 Accent 6" w:uiPriority="63"/>
-    <w:lsdException w:name="Medium Shading 2 Accent 6" w:uiPriority="64"/>
-    <w:lsdException w:name="Medium List 1 Accent 6" w:uiPriority="65"/>
-    <w:lsdException w:name="Medium List 2 Accent 6" w:uiPriority="66"/>
-    <w:lsdException w:name="Medium Grid 1 Accent 6" w:uiPriority="67"/>
-    <w:lsdException w:name="Medium Grid 2 Accent 6" w:uiPriority="68"/>
-    <w:lsdException w:name="Medium Grid 3 Accent 6" w:uiPriority="69"/>
-    <w:lsdException w:name="Dark List Accent 6" w:uiPriority="70"/>
-    <w:lsdException w:name="Colorful Shading Accent 6" w:uiPriority="71"/>
-    <w:lsdException w:name="Colorful List Accent 6" w:uiPriority="72"/>
-    <w:lsdException w:name="Colorful Grid Accent 6" w:uiPriority="73"/>
-    <w:lsdException w:name="Subtle Emphasis" w:uiPriority="19" w:qFormat="1"/>
-    <w:lsdException w:name="Intense Emphasis" w:uiPriority="21" w:qFormat="1"/>
-    <w:lsdException w:name="Subtle Reference" w:uiPriority="31" w:qFormat="1"/>
-    <w:lsdException w:name="Intense Reference" w:uiPriority="32" w:qFormat="1"/>
-    <w:lsdException w:name="Book Title" w:uiPriority="33" w:qFormat="1"/>
-    <w:lsdException w:name="Bibliography" w:semiHidden="1" w:uiPriority="37" w:unhideWhenUsed="1"/>
-    <w:lsdException w:name="TOC Heading" w:semiHidden="1" w:uiPriority="39" w:unhideWhenUsed="1" w:qFormat="1"/>
-    <w:lsdException w:name="Plain Table 1" w:uiPriority="41"/>
-    <w:lsdException w:name="Plain Table 2" w:uiPriority="42"/>
-    <w:lsdException w:name="Plain Table 3" w:uiPriority="43"/>
-    <w:lsdException w:name="Plain Table 4" w:uiPriority="44"/>
-    <w:lsdException w:name="Plain Table 5" w:uiPriority="45"/>
-    <w:lsdException w:name="Grid Table Light" w:uiPriority="40"/>
-    <w:lsdException w:name="Grid Table 1 Light" w:uiPriority="46"/>
-    <w:lsdException w:name="Grid Table 2" w:uiPriority="47"/>
-    <w:lsdException w:name="Grid Table 3" w:uiPriority="48"/>
-    <w:lsdException w:name="Grid Table 4" w:uiPriority="49"/>
-    <w:lsdException w:name="Grid Table 5 Dark" w:uiPriority="50"/>
-    <w:lsdException w:name="Grid Table 6 Colorful" w:uiPriority="51"/>
-    <w:lsdException w:name="Grid Table 7 Colorful" w:uiPriority="52"/>
-    <w:lsdException w:name="Grid Table 1 Light Accent 1" w:uiPriority="46"/>
-    <w:lsdException w:name="Grid Table 2 Accent 1" w:uiPriority="47"/>
-    <w:lsdException w:name="Grid Table 3 Accent 1" w:uiPriority="48"/>
-    <w:lsdException w:name="Grid Table 4 Accent 1" w:uiPriority="49"/>
-    <w:lsdException w:name="Grid Table 5 Dark Accent 1" w:uiPriority="50"/>
-    <w:lsdException w:name="Grid Table 6 Colorful Accent 1" w:uiPriority="51"/>
-    <w:lsdException w:name="Grid Table 7 Colorful Accent 1" w:uiPriority="52"/>
-    <w:lsdException w:name="Grid Table 1 Light Accent 2" w:uiPriority="46"/>
-    <w:lsdException w:name="Grid Table 2 Accent 2" w:uiPriority="47"/>
-    <w:lsdException w:name="Grid Table 3 Accent 2" w:uiPriority="48"/>
-    <w:lsdException w:name="Grid Table 4 Accent 2" w:uiPriority="49"/>
-    <w:lsdException w:name="Grid Table 5 Dark Accent 2" w:uiPriority="50"/>
-    <w:lsdException w:name="Grid Table 6 Colorful Accent 2" w:uiPriority="51"/>
-    <w:lsdException w:name="Grid Table 7 Colorful Accent 2" w:uiPriority="52"/>
-    <w:lsdException w:name="Grid Table 1 Light Accent 3" w:uiPriority="46"/>
-    <w:lsdException w:name="Grid Table 2 Accent 3" w:uiPriority="47"/>
-    <w:lsdException w:name="Grid Table 3 Accent 3" w:uiPriority="48"/>
-    <w:lsdException w:name="Grid Table 4 Accent 3" w:uiPriority="49"/>
-    <w:lsdException w:name="Grid Table 5 Dark Accent 3" w:uiPriority="50"/>
-    <w:lsdException w:name="Grid Table 6 Colorful Accent 3" w:uiPriority="51"/>
-    <w:lsdException w:name="Grid Table 7 Colorful Accent 3" w:uiPriority="52"/>
-    <w:lsdException w:name="Grid Table 1 Light Accent 4" w:uiPriority="46"/>
-    <w:lsdException w:name="Grid Table 2 Accent 4" w:uiPriority="47"/>
-    <w:lsdException w:name="Grid Table 3 Accent 4" w:uiPriority="48"/>
-    <w:lsdException w:name="Grid Table 4 Accent 4" w:uiPriority="49"/>
-    <w:lsdException w:name="Grid Table 5 Dark Accent 4" w:uiPriority="50"/>
-    <w:lsdException w:name="Grid Table 6 Colorful Accent 4" w:uiPriority="51"/>
-    <w:lsdException w:name="Grid Table 7 Colorful Accent 4" w:uiPriority="52"/>
-    <w:lsdException w:name="Grid Table 1 Light Accent 5" w:uiPriority="46"/>
-    <w:lsdException w:name="Grid Table 2 Accent 5" w:uiPriority="47"/>
-    <w:lsdException w:name="Grid Table 3 Accent 5" w:uiPriority="48"/>
-    <w:lsdException w:name="Grid Table 4 Accent 5" w:uiPriority="49"/>
-    <w:lsdException w:name="Grid Table 5 Dark Accent 5" w:uiPriority="50"/>
-    <w:lsdException w:name="Grid Table 6 Colorful Accent 5" w:uiPriority="51"/>
-    <w:lsdException w:name="Grid Table 7 Colorful Accent 5" w:uiPriority="52"/>
-    <w:lsdException w:name="Grid Table 1 Light Accent 6" w:uiPriority="46"/>
-    <w:lsdException w:name="Grid Table 2 Accent 6" w:uiPriority="47"/>
-    <w:lsdException w:name="Grid Table 3 Accent 6" w:uiPriority="48"/>
-    <w:lsdException w:name="Grid Table 4 Accent 6" w:uiPriority="49"/>
-    <w:lsdException w:name="Grid Table 5 Dark Accent 6" w:uiPriority="50"/>
-    <w:lsdException w:name="Grid Table 6 Colorful Accent 6" w:uiPriority="51"/>
-    <w:lsdException w:name="Grid Table 7 Colorful Accent 6" w:uiPriority="52"/>
-    <w:lsdException w:name="List Table 1 Light" w:uiPriority="46"/>
-    <w:lsdException w:name="List Table 2" w:uiPriority="47"/>
-    <w:lsdException w:name="List Table 3" w:uiPriority="48"/>
-    <w:lsdException w:name="List Table 4" w:uiPriority="49"/>
-    <w:lsdException w:name="List Table 5 Dark" w:uiPriority="50"/>
-    <w:lsdException w:name="List Table 6 Colorful" w:uiPriority="51"/>
-    <w:lsdException w:name="List Table 7 Colorful" w:uiPriority="52"/>
-    <w:lsdException w:name="List Table 1 Light Accent 1" w:uiPriority="46"/>
-    <w:lsdException w:name="List Table 2 Accent 1" w:uiPriority="47"/>
-    <w:lsdException w:name="List Table 3 Accent 1" w:uiPriority="48"/>
-    <w:lsdException w:name="List Table 4 Accent 1" w:uiPriority="49"/>
-    <w:lsdException w:name="List Table 5 Dark Accent 1" w:uiPriority="50"/>
-    <w:lsdException w:name="List Table 6 Colorful Accent 1" w:uiPriority="51"/>
-    <w:lsdException w:name="List Table 7 Colorful Accent 1" w:uiPriority="52"/>
-    <w:lsdException w:name="List Table 1 Light Accent 2" w:uiPriority="46"/>
-    <w:lsdException w:name="List Table 2 Accent 2" w:uiPriority="47"/>
-    <w:lsdException w:name="List Table 3 Accent 2" w:uiPriority="48"/>
-    <w:lsdException w:name="List Table 4 Accent 2" w:uiPriority="49"/>
-    <w:lsdException w:name="List Table 5 Dark Accent 2" w:uiPriority="50"/>
-    <w:lsdException w:name="List Table 6 Colorful Accent 2" w:uiPriority="51"/>
-    <w:lsdException w:name="List Table 7 Colorful Accent 2" w:uiPriority="52"/>
-    <w:lsdException w:name="List Table 1 Light Accent 3" w:uiPriority="46"/>
-    <w:lsdException w:name="List Table 2 Accent 3" w:uiPriority="47"/>
-    <w:lsdException w:name="List Table 3 Accent 3" w:uiPriority="48"/>
-    <w:lsdException w:name="List Table 4 Accent 3" w:uiPriority="49"/>
-    <w:lsdException w:name="List Table 5 Dark Accent 3" w:uiPriority="50"/>
-    <w:lsdException w:name="List Table 6 Colorful Accent 3" w:uiPriority="51"/>
-    <w:lsdException w:name="List Table 7 Colorful Accent 3" w:uiPriority="52"/>
-    <w:lsdException w:name="List Table 1 Light Accent 4" w:uiPriority="46"/>
-    <w:lsdException w:name="List Table 2 Accent 4" w:uiPriority="47"/>
-    <w:lsdException w:name="List Table 3 Accent 4" w:uiPriority="48"/>
-    <w:lsdException w:name="List Table 4 Accent 4" w:uiPriority="49"/>
-    <w:lsdException w:name="List Table 5 Dark Accent 4" w:uiPriority="50"/>
-    <w:lsdException w:name="List Table 6 Colorful Accent 4" w:uiPriority="51"/>
-    <w:lsdException w:name="List Table 7 Colorful Accent 4" w:uiPriority="52"/>
-    <w:lsdException w:name="List Table 1 Light Accent 5" w:uiPriority="46"/>
-    <w:lsdException w:name="List Table 2 Accent 5" w:uiPriority="47"/>
-    <w:lsdException w:name="List Table 3 Accent 5" w:uiPriority="48"/>
-    <w:lsdException w:name="List Table 4 Accent 5" w:uiPriority="49"/>
-    <w:lsdException w:name="List Table 5 Dark Accent 5" w:uiPriority="50"/>
-    <w:lsdException w:name="List Table 6 Colorful Accent 5" w:uiPriority="51"/>
-    <w:lsdException w:name="List Table 7 Colorful Accent 5" w:uiPriority="52"/>
-    <w:lsdException w:name="List Table 1 Light Accent 6" w:uiPriority="46"/>
-    <w:lsdException w:name="List Table 2 Accent 6" w:uiPriority="47"/>
-    <w:lsdException w:name="List Table 3 Accent 6" w:uiPriority="48"/>
-    <w:lsdException w:name="List Table 4 Accent 6" w:uiPriority="49"/>
-    <w:lsdException w:name="List Table 5 Dark Accent 6" w:uiPriority="50"/>
-    <w:lsdException w:name="List Table 6 Colorful Accent 6" w:uiPriority="51"/>
-    <w:lsdException w:name="List Table 7 Colorful Accent 6" w:uiPriority="52"/>
-    <w:lsdException w:name="Mention" w:semiHidden="1" w:unhideWhenUsed="1"/>
-    <w:lsdException w:name="Smart Hyperlink" w:semiHidden="1" w:unhideWhenUsed="1"/>
-    <w:lsdException w:name="Hashtag" w:semiHidden="1" w:unhideWhenUsed="1"/>
-    <w:lsdException w:name="Unresolved Mention" w:semiHidden="1" w:unhideWhenUsed="1"/>
-    <w:lsdException w:name="Smart Link" w:semiHidden="1" w:unhideWhenUsed="1"/>
-  </w:latentStyles>
-  <w:style w:type="paragraph" w:default="1" w:styleId="Normal">
-    <w:name w:val="Normal"/>
-    <w:qFormat/>
-  </w:style>
-  <w:style w:type="character" w:default="1" w:styleId="DefaultParagraphFont">
-    <w:name w:val="Default Paragraph Font"/>
-    <w:uiPriority w:val="1"/>
-    <w:semiHidden/>
-    <w:unhideWhenUsed/>
-  </w:style>
-  <w:style w:type="table" w:default="1" w:styleId="TableNormal">
-    <w:name w:val="Normal Table"/>
-    <w:uiPriority w:val="99"/>
-    <w:semiHidden/>
-    <w:unhideWhenUsed/>
-    <w:tblPr>
-      <w:tblInd w:w="0" w:type="dxa"/>
-      <w:tblCellMar>
-        <w:top w:w="0" w:type="dxa"/>
-        <w:left w:w="108" w:type="dxa"/>
-        <w:bottom w:w="0" w:type="dxa"/>
-        <w:right w:w="108" w:type="dxa"/>
-      </w:tblCellMar>
-    </w:tblPr>
-  </w:style>
-  <w:style w:type="numbering" w:default="1" w:styleId="NoList">
-    <w:name w:val="No List"/>
-    <w:uiPriority w:val="99"/>
-    <w:semiHidden/>
-    <w:unhideWhenUsed/>
-  </w:style>
-  <w:style w:type="character" w:styleId="PlaceholderText">
-    <w:name w:val="Placeholder Text"/>
-    <w:basedOn w:val="DefaultParagraphFont"/>
-    <w:uiPriority w:val="99"/>
-    <w:semiHidden/>
-    <w:rsid w:val="00801C98"/>
-    <w:rPr>
-      <w:color w:val="808080"/>
-    </w:rPr>
-  </w:style>
-  <w:style w:type="paragraph" w:customStyle="1" w:styleId="6357E2F25B50457B996526F90AB6542A">
-    <w:name w:val="6357E2F25B50457B996526F90AB6542A"/>
-    <w:rsid w:val="00FA207C"/>
-    <w:rPr>
-      <w:kern w:val="2"/>
-      <w14:ligatures w14:val="standardContextual"/>
-    </w:rPr>
-  </w:style>
-  <w:style w:type="paragraph" w:customStyle="1" w:styleId="166B945214A04A21A57CE946C276F934">
-    <w:name w:val="166B945214A04A21A57CE946C276F934"/>
-    <w:rsid w:val="00FA207C"/>
-    <w:rPr>
-      <w:kern w:val="2"/>
-      <w14:ligatures w14:val="standardContextual"/>
-    </w:rPr>
-  </w:style>
-  <w:style w:type="paragraph" w:customStyle="1" w:styleId="63FF2432345341E7B361159CA62A3EEF">
-    <w:name w:val="63FF2432345341E7B361159CA62A3EEF"/>
-    <w:rsid w:val="008E0C08"/>
-    <w:rPr>
-      <w:lang w:val="en-AU" w:eastAsia="en-AU"/>
-    </w:rPr>
-  </w:style>
-  <w:style w:type="paragraph" w:customStyle="1" w:styleId="DC8256C46C384B44B4D81FDE054350C2">
-    <w:name w:val="DC8256C46C384B44B4D81FDE054350C2"/>
-    <w:rsid w:val="008E0C08"/>
-    <w:rPr>
-      <w:lang w:val="en-AU" w:eastAsia="en-AU"/>
-    </w:rPr>
-  </w:style>
-  <w:style w:type="paragraph" w:customStyle="1" w:styleId="AEDF8406E85E4F0CB3B29027632D773E">
-    <w:name w:val="AEDF8406E85E4F0CB3B29027632D773E"/>
-    <w:rsid w:val="008E0C08"/>
-    <w:rPr>
-      <w:lang w:val="en-AU" w:eastAsia="en-AU"/>
-    </w:rPr>
-  </w:style>
-  <w:style w:type="paragraph" w:customStyle="1" w:styleId="B46D64EFA80A4AE8B3791A3F7D8A0F89">
-    <w:name w:val="B46D64EFA80A4AE8B3791A3F7D8A0F89"/>
-    <w:rsid w:val="008E0C08"/>
-    <w:pPr>
-      <w:numPr>
-        <w:ilvl w:val="1"/>
-      </w:numPr>
-      <w:spacing w:after="240" w:line="240" w:lineRule="auto"/>
-      <w:contextualSpacing/>
-    </w:pPr>
-    <w:rPr>
-      <w:rFonts w:ascii="Bahnschrift" w:hAnsi="Bahnschrift" w:cs="Merriweather"/>
-      <w:color w:val="FFFFFF" w:themeColor="background1"/>
-      <w:sz w:val="48"/>
-      <w:szCs w:val="36"/>
-      <w:lang w:eastAsia="ja-JP"/>
-    </w:rPr>
-  </w:style>
-  <w:style w:type="paragraph" w:customStyle="1" w:styleId="4AB2C65D3BCD488BBC996D395593EE0C">
-    <w:name w:val="4AB2C65D3BCD488BBC996D395593EE0C"/>
-    <w:rsid w:val="008E0C08"/>
-    <w:pPr>
-      <w:numPr>
-        <w:ilvl w:val="1"/>
-      </w:numPr>
-      <w:spacing w:after="240" w:line="240" w:lineRule="auto"/>
-      <w:contextualSpacing/>
-    </w:pPr>
-    <w:rPr>
-      <w:rFonts w:ascii="Bahnschrift" w:hAnsi="Bahnschrift" w:cs="Merriweather"/>
-      <w:color w:val="FFFFFF" w:themeColor="background1"/>
-      <w:sz w:val="48"/>
-      <w:szCs w:val="36"/>
-      <w:lang w:eastAsia="ja-JP"/>
-    </w:rPr>
-  </w:style>
-  <w:style w:type="paragraph" w:customStyle="1" w:styleId="188376FEBE8140EF83DFB87B1BCFA51A">
-    <w:name w:val="188376FEBE8140EF83DFB87B1BCFA51A"/>
-    <w:rsid w:val="008E0C08"/>
-    <w:rPr>
-      <w:lang w:val="en-AU" w:eastAsia="en-AU"/>
-    </w:rPr>
-  </w:style>
-  <w:style w:type="paragraph" w:customStyle="1" w:styleId="F786665DA11A4710ADFF771FCD90CEA0">
-    <w:name w:val="F786665DA11A4710ADFF771FCD90CEA0"/>
-    <w:rsid w:val="008E0C08"/>
-    <w:rPr>
-      <w:lang w:val="en-AU" w:eastAsia="en-AU"/>
-    </w:rPr>
-  </w:style>
-  <w:style w:type="paragraph" w:customStyle="1" w:styleId="B46D64EFA80A4AE8B3791A3F7D8A0F891">
-    <w:name w:val="B46D64EFA80A4AE8B3791A3F7D8A0F891"/>
-    <w:rsid w:val="008E0C08"/>
-    <w:pPr>
-      <w:numPr>
-        <w:ilvl w:val="1"/>
-      </w:numPr>
-      <w:spacing w:after="240" w:line="240" w:lineRule="auto"/>
-      <w:contextualSpacing/>
-    </w:pPr>
-    <w:rPr>
-      <w:rFonts w:ascii="Bahnschrift" w:hAnsi="Bahnschrift" w:cs="Merriweather"/>
-      <w:color w:val="FFFFFF" w:themeColor="background1"/>
-      <w:sz w:val="48"/>
-      <w:szCs w:val="36"/>
-      <w:lang w:eastAsia="ja-JP"/>
-    </w:rPr>
-  </w:style>
-  <w:style w:type="paragraph" w:customStyle="1" w:styleId="4AB2C65D3BCD488BBC996D395593EE0C1">
-    <w:name w:val="4AB2C65D3BCD488BBC996D395593EE0C1"/>
-    <w:rsid w:val="008E0C08"/>
-    <w:pPr>
-      <w:numPr>
-        <w:ilvl w:val="1"/>
-      </w:numPr>
-      <w:spacing w:after="240" w:line="240" w:lineRule="auto"/>
-      <w:contextualSpacing/>
-    </w:pPr>
-    <w:rPr>
-      <w:rFonts w:ascii="Bahnschrift" w:hAnsi="Bahnschrift" w:cs="Merriweather"/>
-      <w:color w:val="FFFFFF" w:themeColor="background1"/>
-      <w:sz w:val="48"/>
-      <w:szCs w:val="36"/>
-      <w:lang w:eastAsia="ja-JP"/>
-    </w:rPr>
-  </w:style>
-  <w:style w:type="paragraph" w:customStyle="1" w:styleId="B46D64EFA80A4AE8B3791A3F7D8A0F892">
-    <w:name w:val="B46D64EFA80A4AE8B3791A3F7D8A0F892"/>
-    <w:rsid w:val="008E0C08"/>
-    <w:pPr>
-      <w:numPr>
-        <w:ilvl w:val="1"/>
-      </w:numPr>
-      <w:spacing w:after="240" w:line="240" w:lineRule="auto"/>
-      <w:contextualSpacing/>
-    </w:pPr>
-    <w:rPr>
-      <w:rFonts w:ascii="Bahnschrift" w:hAnsi="Bahnschrift" w:cs="Merriweather"/>
-      <w:color w:val="FFFFFF" w:themeColor="background1"/>
-      <w:sz w:val="48"/>
-      <w:szCs w:val="36"/>
-      <w:lang w:eastAsia="ja-JP"/>
-    </w:rPr>
-  </w:style>
-  <w:style w:type="paragraph" w:customStyle="1" w:styleId="4AB2C65D3BCD488BBC996D395593EE0C2">
-    <w:name w:val="4AB2C65D3BCD488BBC996D395593EE0C2"/>
-    <w:rsid w:val="008E0C08"/>
-    <w:pPr>
-      <w:numPr>
-        <w:ilvl w:val="1"/>
-      </w:numPr>
-      <w:spacing w:after="240" w:line="240" w:lineRule="auto"/>
-      <w:contextualSpacing/>
-    </w:pPr>
-    <w:rPr>
-      <w:rFonts w:ascii="Bahnschrift" w:hAnsi="Bahnschrift" w:cs="Merriweather"/>
-      <w:color w:val="FFFFFF" w:themeColor="background1"/>
-      <w:sz w:val="48"/>
-      <w:szCs w:val="36"/>
-      <w:lang w:eastAsia="ja-JP"/>
-    </w:rPr>
-  </w:style>
-  <w:style w:type="paragraph" w:customStyle="1" w:styleId="0FA7A0EDBC05413391BCB56B70AB9026">
-    <w:name w:val="0FA7A0EDBC05413391BCB56B70AB9026"/>
-    <w:rsid w:val="008E0C08"/>
-    <w:rPr>
-      <w:lang w:val="en-AU" w:eastAsia="en-AU"/>
-    </w:rPr>
-  </w:style>
-  <w:style w:type="paragraph" w:customStyle="1" w:styleId="DDD4ED198B9C46A3AB853484CB7691EB">
-    <w:name w:val="DDD4ED198B9C46A3AB853484CB7691EB"/>
-    <w:rsid w:val="008E0C08"/>
-    <w:rPr>
-      <w:lang w:val="en-AU" w:eastAsia="en-AU"/>
-    </w:rPr>
-  </w:style>
-  <w:style w:type="paragraph" w:customStyle="1" w:styleId="B46D64EFA80A4AE8B3791A3F7D8A0F893">
-    <w:name w:val="B46D64EFA80A4AE8B3791A3F7D8A0F893"/>
-    <w:rsid w:val="008E0C08"/>
-    <w:pPr>
-      <w:numPr>
-        <w:ilvl w:val="1"/>
-      </w:numPr>
-      <w:spacing w:after="240" w:line="240" w:lineRule="auto"/>
-      <w:contextualSpacing/>
-    </w:pPr>
-    <w:rPr>
-      <w:rFonts w:ascii="Bahnschrift" w:hAnsi="Bahnschrift" w:cs="Merriweather"/>
-      <w:color w:val="FFFFFF" w:themeColor="background1"/>
-      <w:sz w:val="48"/>
-      <w:szCs w:val="36"/>
-      <w:lang w:eastAsia="ja-JP"/>
-    </w:rPr>
-  </w:style>
-  <w:style w:type="paragraph" w:customStyle="1" w:styleId="4AB2C65D3BCD488BBC996D395593EE0C3">
-    <w:name w:val="4AB2C65D3BCD488BBC996D395593EE0C3"/>
-    <w:rsid w:val="008E0C08"/>
-    <w:pPr>
-      <w:numPr>
-        <w:ilvl w:val="1"/>
-      </w:numPr>
-      <w:spacing w:after="240" w:line="240" w:lineRule="auto"/>
-      <w:contextualSpacing/>
-    </w:pPr>
-    <w:rPr>
-      <w:rFonts w:ascii="Bahnschrift" w:hAnsi="Bahnschrift" w:cs="Merriweather"/>
-      <w:color w:val="FFFFFF" w:themeColor="background1"/>
-      <w:sz w:val="48"/>
-      <w:szCs w:val="36"/>
-      <w:lang w:eastAsia="ja-JP"/>
-    </w:rPr>
-  </w:style>
-  <w:style w:type="paragraph" w:customStyle="1" w:styleId="CFBDC699B5DC42D99E73A244970F5374">
-    <w:name w:val="CFBDC699B5DC42D99E73A244970F5374"/>
-    <w:rsid w:val="00801C98"/>
-    <w:rPr>
-      <w:lang w:val="en-AU" w:eastAsia="en-AU"/>
-    </w:rPr>
-  </w:style>
-  <w:style w:type="paragraph" w:customStyle="1" w:styleId="B46D64EFA80A4AE8B3791A3F7D8A0F894">
-    <w:name w:val="B46D64EFA80A4AE8B3791A3F7D8A0F894"/>
-    <w:rsid w:val="00801C98"/>
-    <w:pPr>
-      <w:numPr>
-        <w:ilvl w:val="1"/>
-      </w:numPr>
-      <w:spacing w:after="240" w:line="240" w:lineRule="auto"/>
-      <w:contextualSpacing/>
-    </w:pPr>
-    <w:rPr>
-      <w:rFonts w:ascii="Bahnschrift" w:hAnsi="Bahnschrift" w:cs="Merriweather"/>
-      <w:color w:val="FFFFFF" w:themeColor="background1"/>
-      <w:sz w:val="48"/>
-      <w:szCs w:val="36"/>
-      <w:lang w:eastAsia="ja-JP"/>
-    </w:rPr>
-  </w:style>
-  <w:style w:type="paragraph" w:customStyle="1" w:styleId="4AB2C65D3BCD488BBC996D395593EE0C4">
-    <w:name w:val="4AB2C65D3BCD488BBC996D395593EE0C4"/>
-    <w:rsid w:val="00801C98"/>
-    <w:pPr>
-      <w:numPr>
-        <w:ilvl w:val="1"/>
-      </w:numPr>
-      <w:spacing w:after="240" w:line="240" w:lineRule="auto"/>
-      <w:contextualSpacing/>
-    </w:pPr>
-    <w:rPr>
-      <w:rFonts w:ascii="Bahnschrift" w:hAnsi="Bahnschrift" w:cs="Merriweather"/>
-      <w:color w:val="FFFFFF" w:themeColor="background1"/>
-      <w:sz w:val="48"/>
-      <w:szCs w:val="36"/>
-      <w:lang w:eastAsia="ja-JP"/>
-    </w:rPr>
-  </w:style>
-</w:styles>
-</file>
-
-<file path=word/glossary/webSettings.xml><?xml version="1.0" encoding="utf-8"?>
-<w:webSettings xmlns:mc="http://schemas.openxmlformats.org/markup-compatibility/2006" xmlns:r="http://schemas.openxmlformats.org/officeDocument/2006/relationships" xmlns:w="http://schemas.openxmlformats.org/wordprocessingml/2006/main" xmlns:w14="http://schemas.microsoft.com/office/word/2010/wordml" xmlns:w15="http://schemas.microsoft.com/office/word/2012/wordml" xmlns:w16cex="http://schemas.microsoft.com/office/word/2018/wordml/cex" xmlns:w16cid="http://schemas.microsoft.com/office/word/2016/wordml/cid" xmlns:w16="http://schemas.microsoft.com/office/word/2018/wordml" xmlns:w16sdtdh="http://schemas.microsoft.com/office/word/2020/wordml/sdtdatahash" xmlns:w16se="http://schemas.microsoft.com/office/word/2015/wordml/symex" mc:Ignorable="w14 w15 w16se w16cid w16 w16cex w16sdtdh">
-  <w:optimizeForBrowser/>
-  <w:allowPNG/>
-</w:webSettings>
-</file>
-
 <file path=word/theme/theme11.xml><?xml version="1.0" encoding="utf-8"?>
 <a:theme xmlns:a="http://schemas.openxmlformats.org/drawingml/2006/main" name="Theme1">
   <a:themeElements>
@@ -4707,366 +3312,6 @@
 </a:theme>
 </file>
 
-<file path=customXml/item12.xml><?xml version="1.0" encoding="utf-8"?>
-<CoverPageProperties xmlns="http://schemas.microsoft.com/office/2006/coverPageProps">
-  <PublishDate/>
-  <Abstract/>
-  <CompanyAddress/>
-  <CompanyPhone/>
-  <CompanyFax/>
-  <CompanyEmail/>
-</CoverPageProperties>
-</file>
-
-<file path=customXml/item24.xml><?xml version="1.0" encoding="utf-8"?>
-<ct:contentTypeSchema xmlns:ct="http://schemas.microsoft.com/office/2006/metadata/contentType" xmlns:ma="http://schemas.microsoft.com/office/2006/metadata/properties/metaAttributes" ct:_="" ma:_="" ma:contentTypeName="Document" ma:contentTypeID="0x01010079F111ED35F8CC479449609E8A0923A6" ma:contentTypeVersion="26" ma:contentTypeDescription="Create a new document." ma:contentTypeScope="" ma:versionID="ac37c1753acd5e330d2062ccec26ea66">
-  <xsd:schema xmlns:xsd="http://www.w3.org/2001/XMLSchema" xmlns:xs="http://www.w3.org/2001/XMLSchema" xmlns:p="http://schemas.microsoft.com/office/2006/metadata/properties" xmlns:ns1="http://schemas.microsoft.com/sharepoint/v3" xmlns:ns2="71af3243-3dd4-4a8d-8c0d-dd76da1f02a5" xmlns:ns3="16c05727-aa75-4e4a-9b5f-8a80a1165891" xmlns:ns4="230e9df3-be65-4c73-a93b-d1236ebd677e" targetNamespace="http://schemas.microsoft.com/office/2006/metadata/properties" ma:root="true" ma:fieldsID="3b340c7101c92c5120abd06486f94548" ns1:_="" ns2:_="" ns3:_="" ns4:_="">
-    <xsd:import namespace="http://schemas.microsoft.com/sharepoint/v3"/>
-    <xsd:import namespace="71af3243-3dd4-4a8d-8c0d-dd76da1f02a5"/>
-    <xsd:import namespace="16c05727-aa75-4e4a-9b5f-8a80a1165891"/>
-    <xsd:import namespace="230e9df3-be65-4c73-a93b-d1236ebd677e"/>
-    <xsd:element name="properties">
-      <xsd:complexType>
-        <xsd:sequence>
-          <xsd:element name="documentManagement">
-            <xsd:complexType>
-              <xsd:all>
-                <xsd:element ref="ns2:Status" minOccurs="0"/>
-                <xsd:element ref="ns2:Image" minOccurs="0"/>
-                <xsd:element ref="ns2:MediaServiceMetadata" minOccurs="0"/>
-                <xsd:element ref="ns2:MediaServiceFastMetadata" minOccurs="0"/>
-                <xsd:element ref="ns2:MediaServiceOCR" minOccurs="0"/>
-                <xsd:element ref="ns2:MediaServiceAutoTags" minOccurs="0"/>
-                <xsd:element ref="ns2:MediaServiceEventHashCode" minOccurs="0"/>
-                <xsd:element ref="ns2:MediaServiceGenerationTime" minOccurs="0"/>
-                <xsd:element ref="ns3:SharedWithUsers" minOccurs="0"/>
-                <xsd:element ref="ns3:SharedWithDetails" minOccurs="0"/>
-                <xsd:element ref="ns2:MediaServiceAutoKeyPoints" minOccurs="0"/>
-                <xsd:element ref="ns2:MediaServiceKeyPoints" minOccurs="0"/>
-                <xsd:element ref="ns2:MediaServiceDateTaken" minOccurs="0"/>
-                <xsd:element ref="ns1:_ip_UnifiedCompliancePolicyProperties" minOccurs="0"/>
-                <xsd:element ref="ns1:_ip_UnifiedCompliancePolicyUIAction" minOccurs="0"/>
-                <xsd:element ref="ns4:TaxCatchAll" minOccurs="0"/>
-                <xsd:element ref="ns2:ImageTagsTaxHTField" minOccurs="0"/>
-                <xsd:element ref="ns2:MediaServiceLocation" minOccurs="0"/>
-                <xsd:element ref="ns2:MediaLengthInSeconds" minOccurs="0"/>
-                <xsd:element ref="ns2:Background" minOccurs="0"/>
-                <xsd:element ref="ns2:MediaServiceSearchProperties" minOccurs="0"/>
-                <xsd:element ref="ns2:MediaServiceDocTags" minOccurs="0"/>
-              </xsd:all>
-            </xsd:complexType>
-          </xsd:element>
-        </xsd:sequence>
-      </xsd:complexType>
-    </xsd:element>
-  </xsd:schema>
-  <xsd:schema xmlns:xsd="http://www.w3.org/2001/XMLSchema" xmlns:xs="http://www.w3.org/2001/XMLSchema" xmlns:dms="http://schemas.microsoft.com/office/2006/documentManagement/types" xmlns:pc="http://schemas.microsoft.com/office/infopath/2007/PartnerControls" targetNamespace="http://schemas.microsoft.com/sharepoint/v3" elementFormDefault="qualified">
-    <xsd:import namespace="http://schemas.microsoft.com/office/2006/documentManagement/types"/>
-    <xsd:import namespace="http://schemas.microsoft.com/office/infopath/2007/PartnerControls"/>
-    <xsd:element name="_ip_UnifiedCompliancePolicyProperties" ma:index="20" nillable="true" ma:displayName="Unified Compliance Policy Properties" ma:hidden="true" ma:internalName="_ip_UnifiedCompliancePolicyProperties" ma:readOnly="false">
-      <xsd:simpleType>
-        <xsd:restriction base="dms:Note"/>
-      </xsd:simpleType>
-    </xsd:element>
-    <xsd:element name="_ip_UnifiedCompliancePolicyUIAction" ma:index="21" nillable="true" ma:displayName="Unified Compliance Policy UI Action" ma:hidden="true" ma:internalName="_ip_UnifiedCompliancePolicyUIAction" ma:readOnly="false">
-      <xsd:simpleType>
-        <xsd:restriction base="dms:Text"/>
-      </xsd:simpleType>
-    </xsd:element>
-  </xsd:schema>
-  <xsd:schema xmlns:xsd="http://www.w3.org/2001/XMLSchema" xmlns:xs="http://www.w3.org/2001/XMLSchema" xmlns:dms="http://schemas.microsoft.com/office/2006/documentManagement/types" xmlns:pc="http://schemas.microsoft.com/office/infopath/2007/PartnerControls" targetNamespace="71af3243-3dd4-4a8d-8c0d-dd76da1f02a5" elementFormDefault="qualified">
-    <xsd:import namespace="http://schemas.microsoft.com/office/2006/documentManagement/types"/>
-    <xsd:import namespace="http://schemas.microsoft.com/office/infopath/2007/PartnerControls"/>
-    <xsd:element name="Status" ma:index="2" nillable="true" ma:displayName="Status" ma:default="Not started" ma:format="Dropdown" ma:internalName="Status" ma:readOnly="false">
-      <xsd:simpleType>
-        <xsd:restriction base="dms:Choice">
-          <xsd:enumeration value="Not started"/>
-          <xsd:enumeration value="In Progress"/>
-          <xsd:enumeration value="Completed"/>
-        </xsd:restriction>
-      </xsd:simpleType>
-    </xsd:element>
-    <xsd:element name="Image" ma:index="3" nillable="true" ma:displayName="Image" ma:format="Image" ma:internalName="Image" ma:readOnly="false">
-      <xsd:complexType>
-        <xsd:complexContent>
-          <xsd:extension base="dms:URL">
-            <xsd:sequence>
-              <xsd:element name="Url" type="dms:ValidUrl" minOccurs="0" nillable="true"/>
-              <xsd:element name="Description" type="xsd:string" nillable="true"/>
-            </xsd:sequence>
-          </xsd:extension>
-        </xsd:complexContent>
-      </xsd:complexType>
-    </xsd:element>
-    <xsd:element name="MediaServiceMetadata" ma:index="8" nillable="true" ma:displayName="MediaServiceMetadata" ma:hidden="true" ma:internalName="MediaServiceMetadata" ma:readOnly="true">
-      <xsd:simpleType>
-        <xsd:restriction base="dms:Note"/>
-      </xsd:simpleType>
-    </xsd:element>
-    <xsd:element name="MediaServiceFastMetadata" ma:index="9" nillable="true" ma:displayName="MediaServiceFastMetadata" ma:hidden="true" ma:internalName="MediaServiceFastMetadata" ma:readOnly="true">
-      <xsd:simpleType>
-        <xsd:restriction base="dms:Note"/>
-      </xsd:simpleType>
-    </xsd:element>
-    <xsd:element name="MediaServiceOCR" ma:index="10" nillable="true" ma:displayName="MediaServiceOCR" ma:hidden="true" ma:internalName="MediaServiceOCR" ma:readOnly="true">
-      <xsd:simpleType>
-        <xsd:restriction base="dms:Note"/>
-      </xsd:simpleType>
-    </xsd:element>
-    <xsd:element name="MediaServiceAutoTags" ma:index="11" nillable="true" ma:displayName="MediaServiceAutoTags" ma:hidden="true" ma:internalName="MediaServiceAutoTags" ma:readOnly="true">
-      <xsd:simpleType>
-        <xsd:restriction base="dms:Text"/>
-      </xsd:simpleType>
-    </xsd:element>
-    <xsd:element name="MediaServiceEventHashCode" ma:index="12" nillable="true" ma:displayName="MediaServiceEventHashCode" ma:hidden="true" ma:internalName="MediaServiceEventHashCode" ma:readOnly="true">
-      <xsd:simpleType>
-        <xsd:restriction base="dms:Text"/>
-      </xsd:simpleType>
-    </xsd:element>
-    <xsd:element name="MediaServiceGenerationTime" ma:index="13" nillable="true" ma:displayName="MediaServiceGenerationTime" ma:hidden="true" ma:internalName="MediaServiceGenerationTime" ma:readOnly="true">
-      <xsd:simpleType>
-        <xsd:restriction base="dms:Text"/>
-      </xsd:simpleType>
-    </xsd:element>
-    <xsd:element name="MediaServiceAutoKeyPoints" ma:index="16" nillable="true" ma:displayName="MediaServiceAutoKeyPoints" ma:hidden="true" ma:internalName="MediaServiceAutoKeyPoints" ma:readOnly="true">
-      <xsd:simpleType>
-        <xsd:restriction base="dms:Note"/>
-      </xsd:simpleType>
-    </xsd:element>
-    <xsd:element name="MediaServiceKeyPoints" ma:index="17" nillable="true" ma:displayName="KeyPoints" ma:hidden="true" ma:internalName="MediaServiceKeyPoints" ma:readOnly="false">
-      <xsd:simpleType>
-        <xsd:restriction base="dms:Note"/>
-      </xsd:simpleType>
-    </xsd:element>
-    <xsd:element name="MediaServiceDateTaken" ma:index="18" nillable="true" ma:displayName="MediaServiceDateTaken" ma:hidden="true" ma:internalName="MediaServiceDateTaken" ma:readOnly="true">
-      <xsd:simpleType>
-        <xsd:restriction base="dms:Text"/>
-      </xsd:simpleType>
-    </xsd:element>
-    <xsd:element name="ImageTagsTaxHTField" ma:index="25" nillable="true" ma:taxonomy="true" ma:internalName="ImageTagsTaxHTField" ma:taxonomyFieldName="MediaServiceImageTags" ma:displayName="Image Tags" ma:readOnly="false" ma:fieldId="{5cf76f15-5ced-4ddc-b409-7134ff3c332f}" ma:taxonomyMulti="true" ma:sspId="e385fb40-52d4-4fae-9c5b-3e8ff8a5878e" ma:termSetId="09814cd3-568e-fe90-9814-8d621ff8fb84" ma:anchorId="fba54fb3-c3e1-fe81-a776-ca4b69148c4d" ma:open="true" ma:isKeyword="false">
-      <xsd:complexType>
-        <xsd:sequence>
-          <xsd:element ref="pc:Terms" minOccurs="0" maxOccurs="1"/>
-        </xsd:sequence>
-      </xsd:complexType>
-    </xsd:element>
-    <xsd:element name="MediaServiceLocation" ma:index="26" nillable="true" ma:displayName="Location" ma:hidden="true" ma:internalName="MediaServiceLocation" ma:readOnly="true">
-      <xsd:simpleType>
-        <xsd:restriction base="dms:Text"/>
-      </xsd:simpleType>
-    </xsd:element>
-    <xsd:element name="MediaLengthInSeconds" ma:index="27" nillable="true" ma:displayName="MediaLengthInSeconds" ma:hidden="true" ma:internalName="MediaLengthInSeconds" ma:readOnly="true">
-      <xsd:simpleType>
-        <xsd:restriction base="dms:Unknown"/>
-      </xsd:simpleType>
-    </xsd:element>
-    <xsd:element name="Background" ma:index="28" nillable="true" ma:displayName="Background" ma:default="0" ma:format="Dropdown" ma:internalName="Background">
-      <xsd:simpleType>
-        <xsd:restriction base="dms:Boolean"/>
-      </xsd:simpleType>
-    </xsd:element>
-    <xsd:element name="MediaServiceSearchProperties" ma:index="29" nillable="true" ma:displayName="MediaServiceSearchProperties" ma:hidden="true" ma:internalName="MediaServiceSearchProperties" ma:readOnly="true">
-      <xsd:simpleType>
-        <xsd:restriction base="dms:Note"/>
-      </xsd:simpleType>
-    </xsd:element>
-    <xsd:element name="MediaServiceDocTags" ma:index="30" nillable="true" ma:displayName="MediaServiceDocTags" ma:hidden="true" ma:internalName="MediaServiceDocTags" ma:readOnly="true">
-      <xsd:simpleType>
-        <xsd:restriction base="dms:Note"/>
-      </xsd:simpleType>
-    </xsd:element>
-  </xsd:schema>
-  <xsd:schema xmlns:xsd="http://www.w3.org/2001/XMLSchema" xmlns:xs="http://www.w3.org/2001/XMLSchema" xmlns:dms="http://schemas.microsoft.com/office/2006/documentManagement/types" xmlns:pc="http://schemas.microsoft.com/office/infopath/2007/PartnerControls" targetNamespace="16c05727-aa75-4e4a-9b5f-8a80a1165891" elementFormDefault="qualified">
-    <xsd:import namespace="http://schemas.microsoft.com/office/2006/documentManagement/types"/>
-    <xsd:import namespace="http://schemas.microsoft.com/office/infopath/2007/PartnerControls"/>
-    <xsd:element name="SharedWithUsers" ma:index="14" nillable="true" ma:displayName="Shared With" ma:hidden="true" ma:internalName="SharedWithUsers" ma:readOnly="true">
-      <xsd:complexType>
-        <xsd:complexContent>
-          <xsd:extension base="dms:UserMulti">
-            <xsd:sequence>
-              <xsd:element name="UserInfo" minOccurs="0" maxOccurs="unbounded">
-                <xsd:complexType>
-                  <xsd:sequence>
-                    <xsd:element name="DisplayName" type="xsd:string" minOccurs="0"/>
-                    <xsd:element name="AccountId" type="dms:UserId" minOccurs="0" nillable="true"/>
-                    <xsd:element name="AccountType" type="xsd:string" minOccurs="0"/>
-                  </xsd:sequence>
-                </xsd:complexType>
-              </xsd:element>
-            </xsd:sequence>
-          </xsd:extension>
-        </xsd:complexContent>
-      </xsd:complexType>
-    </xsd:element>
-    <xsd:element name="SharedWithDetails" ma:index="15" nillable="true" ma:displayName="Shared With Details" ma:hidden="true" ma:internalName="SharedWithDetails" ma:readOnly="true">
-      <xsd:simpleType>
-        <xsd:restriction base="dms:Note"/>
-      </xsd:simpleType>
-    </xsd:element>
-  </xsd:schema>
-  <xsd:schema xmlns:xsd="http://www.w3.org/2001/XMLSchema" xmlns:xs="http://www.w3.org/2001/XMLSchema" xmlns:dms="http://schemas.microsoft.com/office/2006/documentManagement/types" xmlns:pc="http://schemas.microsoft.com/office/infopath/2007/PartnerControls" targetNamespace="230e9df3-be65-4c73-a93b-d1236ebd677e" elementFormDefault="qualified">
-    <xsd:import namespace="http://schemas.microsoft.com/office/2006/documentManagement/types"/>
-    <xsd:import namespace="http://schemas.microsoft.com/office/infopath/2007/PartnerControls"/>
-    <xsd:element name="TaxCatchAll" ma:index="23" nillable="true" ma:displayName="Taxonomy Catch All Column" ma:hidden="true" ma:list="{3f6bfcbc-3db3-4ae6-bd76-326f0798ad28}" ma:internalName="TaxCatchAll" ma:readOnly="false" ma:showField="CatchAllData" ma:web="16c05727-aa75-4e4a-9b5f-8a80a1165891">
-      <xsd:complexType>
-        <xsd:complexContent>
-          <xsd:extension base="dms:MultiChoiceLookup">
-            <xsd:sequence>
-              <xsd:element name="Value" type="dms:Lookup" maxOccurs="unbounded" minOccurs="0" nillable="true"/>
-            </xsd:sequence>
-          </xsd:extension>
-        </xsd:complexContent>
-      </xsd:complexType>
-    </xsd:element>
-  </xsd:schema>
-  <xsd:schema xmlns="http://schemas.openxmlformats.org/package/2006/metadata/core-properties" xmlns:xsd="http://www.w3.org/2001/XMLSchema" xmlns:xsi="http://www.w3.org/2001/XMLSchema-instance" xmlns:dc="http://purl.org/dc/elements/1.1/" xmlns:dcterms="http://purl.org/dc/terms/" xmlns:odoc="http://schemas.microsoft.com/internal/obd" targetNamespace="http://schemas.openxmlformats.org/package/2006/metadata/core-properties" elementFormDefault="qualified" attributeFormDefault="unqualified" blockDefault="#all">
-    <xsd:import namespace="http://purl.org/dc/elements/1.1/" schemaLocation="http://dublincore.org/schemas/xmls/qdc/2003/04/02/dc.xsd"/>
-    <xsd:import namespace="http://purl.org/dc/terms/" schemaLocation="http://dublincore.org/schemas/xmls/qdc/2003/04/02/dcterms.xsd"/>
-    <xsd:element name="coreProperties" type="CT_coreProperties"/>
-    <xsd:complexType name="CT_coreProperties">
-      <xsd:all>
-        <xsd:element ref="dc:creator" minOccurs="0" maxOccurs="1"/>
-        <xsd:element ref="dcterms:created" minOccurs="0" maxOccurs="1"/>
-        <xsd:element ref="dc:identifier" minOccurs="0" maxOccurs="1"/>
-        <xsd:element name="contentType" minOccurs="0" maxOccurs="1" type="xsd:string" ma:displayName="Content Type"/>
-        <xsd:element ref="dc:title" minOccurs="0" maxOccurs="1" ma:index="1" ma:displayName="Title"/>
-        <xsd:element ref="dc:subject" minOccurs="0" maxOccurs="1"/>
-        <xsd:element ref="dc:description" minOccurs="0" maxOccurs="1"/>
-        <xsd:element name="keywords" minOccurs="0" maxOccurs="1" type="xsd:string"/>
-        <xsd:element ref="dc:language" minOccurs="0" maxOccurs="1"/>
-        <xsd:element name="category" minOccurs="0" maxOccurs="1" type="xsd:string"/>
-        <xsd:element name="version" minOccurs="0" maxOccurs="1" type="xsd:string"/>
-        <xsd:element name="revision" minOccurs="0" maxOccurs="1" type="xsd:string">
-          <xsd:annotation>
-            <xsd:documentation>
-                        This value indicates the number of saves or revisions. The application is responsible for updating this value after each revision.
-                    </xsd:documentation>
-          </xsd:annotation>
-        </xsd:element>
-        <xsd:element name="lastModifiedBy" minOccurs="0" maxOccurs="1" type="xsd:string"/>
-        <xsd:element ref="dcterms:modified" minOccurs="0" maxOccurs="1"/>
-        <xsd:element name="contentStatus" minOccurs="0" maxOccurs="1" type="xsd:string"/>
-      </xsd:all>
-    </xsd:complexType>
-  </xsd:schema>
-  <xs:schema xmlns:pc="http://schemas.microsoft.com/office/infopath/2007/PartnerControls" xmlns:xs="http://www.w3.org/2001/XMLSchema" targetNamespace="http://schemas.microsoft.com/office/infopath/2007/PartnerControls" elementFormDefault="qualified" attributeFormDefault="unqualified">
-    <xs:element name="Person">
-      <xs:complexType>
-        <xs:sequence>
-          <xs:element ref="pc:DisplayName" minOccurs="0"/>
-          <xs:element ref="pc:AccountId" minOccurs="0"/>
-          <xs:element ref="pc:AccountType" minOccurs="0"/>
-        </xs:sequence>
-      </xs:complexType>
-    </xs:element>
-    <xs:element name="DisplayName" type="xs:string"/>
-    <xs:element name="AccountId" type="xs:string"/>
-    <xs:element name="AccountType" type="xs:string"/>
-    <xs:element name="BDCAssociatedEntity">
-      <xs:complexType>
-        <xs:sequence>
-          <xs:element ref="pc:BDCEntity" minOccurs="0" maxOccurs="unbounded"/>
-        </xs:sequence>
-        <xs:attribute ref="pc:EntityNamespace"/>
-        <xs:attribute ref="pc:EntityName"/>
-        <xs:attribute ref="pc:SystemInstanceName"/>
-        <xs:attribute ref="pc:AssociationName"/>
-      </xs:complexType>
-    </xs:element>
-    <xs:attribute name="EntityNamespace" type="xs:string"/>
-    <xs:attribute name="EntityName" type="xs:string"/>
-    <xs:attribute name="SystemInstanceName" type="xs:string"/>
-    <xs:attribute name="AssociationName" type="xs:string"/>
-    <xs:element name="BDCEntity">
-      <xs:complexType>
-        <xs:sequence>
-          <xs:element ref="pc:EntityDisplayName" minOccurs="0"/>
-          <xs:element ref="pc:EntityInstanceReference" minOccurs="0"/>
-          <xs:element ref="pc:EntityId1" minOccurs="0"/>
-          <xs:element ref="pc:EntityId2" minOccurs="0"/>
-          <xs:element ref="pc:EntityId3" minOccurs="0"/>
-          <xs:element ref="pc:EntityId4" minOccurs="0"/>
-          <xs:element ref="pc:EntityId5" minOccurs="0"/>
-        </xs:sequence>
-      </xs:complexType>
-    </xs:element>
-    <xs:element name="EntityDisplayName" type="xs:string"/>
-    <xs:element name="EntityInstanceReference" type="xs:string"/>
-    <xs:element name="EntityId1" type="xs:string"/>
-    <xs:element name="EntityId2" type="xs:string"/>
-    <xs:element name="EntityId3" type="xs:string"/>
-    <xs:element name="EntityId4" type="xs:string"/>
-    <xs:element name="EntityId5" type="xs:string"/>
-    <xs:element name="Terms">
-      <xs:complexType>
-        <xs:sequence>
-          <xs:element ref="pc:TermInfo" minOccurs="0" maxOccurs="unbounded"/>
-        </xs:sequence>
-      </xs:complexType>
-    </xs:element>
-    <xs:element name="TermInfo">
-      <xs:complexType>
-        <xs:sequence>
-          <xs:element ref="pc:TermName" minOccurs="0"/>
-          <xs:element ref="pc:TermId" minOccurs="0"/>
-        </xs:sequence>
-      </xs:complexType>
-    </xs:element>
-    <xs:element name="TermName" type="xs:string"/>
-    <xs:element name="TermId" type="xs:string"/>
-  </xs:schema>
-</ct:contentTypeSchema>
-</file>
-
-<file path=customXml/item33.xml><?xml version="1.0" encoding="utf-8"?>
-<?mso-contentType ?>
-<FormTemplates xmlns="http://schemas.microsoft.com/sharepoint/v3/contenttype/forms">
-  <Display>DocumentLibraryForm</Display>
-  <Edit>DocumentLibraryForm</Edit>
-  <New>DocumentLibraryForm</New>
-</FormTemplates>
-</file>
-
-<file path=customXml/item4.xml><?xml version="1.0" encoding="utf-8"?>
-<p:properties xmlns:p="http://schemas.microsoft.com/office/2006/metadata/properties" xmlns:xsi="http://www.w3.org/2001/XMLSchema-instance" xmlns:pc="http://schemas.microsoft.com/office/infopath/2007/PartnerControls">
-  <documentManagement>
-    <Background xmlns="71af3243-3dd4-4a8d-8c0d-dd76da1f02a5">false</Background>
-    <Status xmlns="71af3243-3dd4-4a8d-8c0d-dd76da1f02a5">Not started</Status>
-    <_ip_UnifiedCompliancePolicyUIAction xmlns="http://schemas.microsoft.com/sharepoint/v3" xsi:nil="true"/>
-    <Image xmlns="71af3243-3dd4-4a8d-8c0d-dd76da1f02a5">
-      <Url xsi:nil="true"/>
-      <Description xsi:nil="true"/>
-    </Image>
-    <_ip_UnifiedCompliancePolicyProperties xmlns="http://schemas.microsoft.com/sharepoint/v3" xsi:nil="true"/>
-    <ImageTagsTaxHTField xmlns="71af3243-3dd4-4a8d-8c0d-dd76da1f02a5">
-      <Terms xmlns="http://schemas.microsoft.com/office/infopath/2007/PartnerControls"/>
-    </ImageTagsTaxHTField>
-    <TaxCatchAll xmlns="230e9df3-be65-4c73-a93b-d1236ebd677e" xsi:nil="true"/>
-    <MediaServiceKeyPoints xmlns="71af3243-3dd4-4a8d-8c0d-dd76da1f02a5" xsi:nil="true"/>
-  </documentManagement>
-</p:properties>
-</file>
-
-<file path=customXml/itemProps12.xml><?xml version="1.0" encoding="utf-8"?>
-<ds:datastoreItem xmlns:ds="http://schemas.openxmlformats.org/officeDocument/2006/customXml" ds:itemID="{55AF091B-3C7A-41E3-B477-F2FDAA23CFDA}">
-  <ds:schemaRefs>
-    <ds:schemaRef ds:uri="http://schemas.microsoft.com/office/2006/coverPageProps"/>
-  </ds:schemaRefs>
-</ds:datastoreItem>
-</file>
-
-<file path=customXml/itemProps24.xml><?xml version="1.0" encoding="utf-8"?>
-<ds:datastoreItem xmlns:ds="http://schemas.openxmlformats.org/officeDocument/2006/customXml" ds:itemID="{2ADFD24E-3360-431D-B06D-DCC4F039B6B1}"/>
-</file>
-
-<file path=customXml/itemProps33.xml><?xml version="1.0" encoding="utf-8"?>
-<ds:datastoreItem xmlns:ds="http://schemas.openxmlformats.org/officeDocument/2006/customXml" ds:itemID="{1B583ECC-FCA9-431C-A9CE-3F6D8EF54E90}"/>
-</file>
-
-<file path=customXml/itemProps41.xml><?xml version="1.0" encoding="utf-8"?>
-<ds:datastoreItem xmlns:ds="http://schemas.openxmlformats.org/officeDocument/2006/customXml" ds:itemID="{BA4DA131-7D9A-4696-96D3-3C453693B53F}"/>
-</file>
-
 <file path=docMetadata/LabelInfo.xml><?xml version="1.0" encoding="utf-8"?>
 <clbl:labelList xmlns:clbl="http://schemas.microsoft.com/office/2020/mipLabelMetadata"/>
 </file>